--- a/public/downloads/aiadc-execution-plan.docx
+++ b/public/downloads/aiadc-execution-plan.docx
@@ -1517,14 +1517,14 @@
               <w:szCs w:val="32"/>
             </w:rPr>
           </w:pPr>
-          <w:hyperlink w:anchor="_Toc1486" w:history="1">
-            <w:r>
-              <w:rPr>
-                <w:rFonts w:ascii="方正仿宋_GB2312" w:eastAsia="方正仿宋_GB2312" w:hAnsi="方正仿宋_GB2312" w:cs="方正仿宋_GB2312" w:hint="eastAsia"/>
-                <w:sz w:val="32"/>
-                <w:szCs w:val="32"/>
-              </w:rPr>
-              <w:t>十三、奖项设置</w:t>
+          <w:hyperlink w:anchor="_Toc11413" w:history="1">
+            <w:r>
+              <w:rPr>
+                <w:rFonts w:ascii="方正仿宋_GB2312" w:eastAsia="方正仿宋_GB2312" w:hAnsi="方正仿宋_GB2312" w:cs="方正仿宋_GB2312" w:hint="eastAsia"/>
+                <w:sz w:val="32"/>
+                <w:szCs w:val="32"/>
+              </w:rPr>
+              <w:t xml:space="preserve">十三、赛程安排18</w:t>
             </w:r>
             <w:r>
               <w:rPr>
@@ -1548,7 +1548,7 @@
                 <w:sz w:val="32"/>
                 <w:szCs w:val="32"/>
               </w:rPr>
-              <w:instrText xml:space="preserve"> PAGEREF _Toc1486 \h </w:instrText>
+              <w:instrText xml:space="preserve"> PAGEREF _Toc11413 \h </w:instrText>
             </w:r>
             <w:r>
               <w:rPr>
@@ -1571,85 +1571,7 @@
                 <w:sz w:val="32"/>
                 <w:szCs w:val="32"/>
               </w:rPr>
-              <w:t>16</w:t>
-            </w:r>
-            <w:r>
-              <w:rPr>
-                <w:rFonts w:ascii="方正仿宋_GB2312" w:eastAsia="方正仿宋_GB2312" w:hAnsi="方正仿宋_GB2312" w:cs="方正仿宋_GB2312" w:hint="eastAsia"/>
-                <w:sz w:val="32"/>
-                <w:szCs w:val="32"/>
-              </w:rPr>
-              <w:fldChar w:fldCharType="end"/>
-            </w:r>
-          </w:hyperlink>
-        </w:p>
-        <w:p>
-          <w:pPr>
-            <w:pStyle w:val="TOC1"/>
-            <w:tabs>
-              <w:tab w:val="right" w:leader="dot" w:pos="8306"/>
-            </w:tabs>
-            <w:rPr>
-              <w:rFonts w:ascii="方正仿宋_GB2312" w:eastAsia="方正仿宋_GB2312" w:hAnsi="方正仿宋_GB2312" w:cs="方正仿宋_GB2312"/>
-              <w:sz w:val="32"/>
-              <w:szCs w:val="32"/>
-            </w:rPr>
-          </w:pPr>
-          <w:hyperlink w:anchor="_Toc11413" w:history="1">
-            <w:r>
-              <w:rPr>
-                <w:rFonts w:ascii="方正仿宋_GB2312" w:eastAsia="方正仿宋_GB2312" w:hAnsi="方正仿宋_GB2312" w:cs="方正仿宋_GB2312" w:hint="eastAsia"/>
-                <w:sz w:val="32"/>
-                <w:szCs w:val="32"/>
-              </w:rPr>
-              <w:t>十四、赛程安排</w:t>
-            </w:r>
-            <w:r>
-              <w:rPr>
-                <w:rFonts w:ascii="方正仿宋_GB2312" w:eastAsia="方正仿宋_GB2312" w:hAnsi="方正仿宋_GB2312" w:cs="方正仿宋_GB2312" w:hint="eastAsia"/>
-                <w:sz w:val="32"/>
-                <w:szCs w:val="32"/>
-              </w:rPr>
-              <w:tab/>
-            </w:r>
-            <w:r>
-              <w:rPr>
-                <w:rFonts w:ascii="方正仿宋_GB2312" w:eastAsia="方正仿宋_GB2312" w:hAnsi="方正仿宋_GB2312" w:cs="方正仿宋_GB2312" w:hint="eastAsia"/>
-                <w:sz w:val="32"/>
-                <w:szCs w:val="32"/>
-              </w:rPr>
-              <w:fldChar w:fldCharType="begin"/>
-            </w:r>
-            <w:r>
-              <w:rPr>
-                <w:rFonts w:ascii="方正仿宋_GB2312" w:eastAsia="方正仿宋_GB2312" w:hAnsi="方正仿宋_GB2312" w:cs="方正仿宋_GB2312" w:hint="eastAsia"/>
-                <w:sz w:val="32"/>
-                <w:szCs w:val="32"/>
-              </w:rPr>
-              <w:instrText xml:space="preserve"> PAGEREF _Toc11413 \h </w:instrText>
-            </w:r>
-            <w:r>
-              <w:rPr>
-                <w:rFonts w:ascii="方正仿宋_GB2312" w:eastAsia="方正仿宋_GB2312" w:hAnsi="方正仿宋_GB2312" w:cs="方正仿宋_GB2312" w:hint="eastAsia"/>
-                <w:sz w:val="32"/>
-                <w:szCs w:val="32"/>
-              </w:rPr>
-            </w:r>
-            <w:r>
-              <w:rPr>
-                <w:rFonts w:ascii="方正仿宋_GB2312" w:eastAsia="方正仿宋_GB2312" w:hAnsi="方正仿宋_GB2312" w:cs="方正仿宋_GB2312" w:hint="eastAsia"/>
-                <w:sz w:val="32"/>
-                <w:szCs w:val="32"/>
-              </w:rPr>
-              <w:fldChar w:fldCharType="separate"/>
-            </w:r>
-            <w:r>
-              <w:rPr>
-                <w:rFonts w:ascii="方正仿宋_GB2312" w:eastAsia="方正仿宋_GB2312" w:hAnsi="方正仿宋_GB2312" w:cs="方正仿宋_GB2312" w:hint="eastAsia"/>
-                <w:sz w:val="32"/>
-                <w:szCs w:val="32"/>
-              </w:rPr>
-              <w:t>18</w:t>
+              <w:t/>
             </w:r>
             <w:r>
               <w:rPr>
@@ -1680,7 +1602,7 @@
                 <w:sz w:val="32"/>
                 <w:szCs w:val="32"/>
               </w:rPr>
-              <w:t>十五、赛事服务与项目培育</w:t>
+              <w:t xml:space="preserve">十四、赛事服务与项目培育20</w:t>
             </w:r>
             <w:r>
               <w:rPr>
@@ -1727,85 +1649,7 @@
                 <w:sz w:val="32"/>
                 <w:szCs w:val="32"/>
               </w:rPr>
-              <w:t>20</w:t>
-            </w:r>
-            <w:r>
-              <w:rPr>
-                <w:rFonts w:ascii="方正仿宋_GB2312" w:eastAsia="方正仿宋_GB2312" w:hAnsi="方正仿宋_GB2312" w:cs="方正仿宋_GB2312" w:hint="eastAsia"/>
-                <w:sz w:val="32"/>
-                <w:szCs w:val="32"/>
-              </w:rPr>
-              <w:fldChar w:fldCharType="end"/>
-            </w:r>
-          </w:hyperlink>
-        </w:p>
-        <w:p>
-          <w:pPr>
-            <w:pStyle w:val="TOC1"/>
-            <w:tabs>
-              <w:tab w:val="right" w:leader="dot" w:pos="8306"/>
-            </w:tabs>
-            <w:rPr>
-              <w:rFonts w:ascii="方正仿宋_GB2312" w:eastAsia="方正仿宋_GB2312" w:hAnsi="方正仿宋_GB2312" w:cs="方正仿宋_GB2312"/>
-              <w:sz w:val="32"/>
-              <w:szCs w:val="32"/>
-            </w:rPr>
-          </w:pPr>
-          <w:hyperlink w:anchor="_Toc31667" w:history="1">
-            <w:r>
-              <w:rPr>
-                <w:rFonts w:ascii="方正仿宋_GB2312" w:eastAsia="方正仿宋_GB2312" w:hAnsi="方正仿宋_GB2312" w:cs="方正仿宋_GB2312" w:hint="eastAsia"/>
-                <w:sz w:val="32"/>
-                <w:szCs w:val="32"/>
-              </w:rPr>
-              <w:t>十六、报名费用</w:t>
-            </w:r>
-            <w:r>
-              <w:rPr>
-                <w:rFonts w:ascii="方正仿宋_GB2312" w:eastAsia="方正仿宋_GB2312" w:hAnsi="方正仿宋_GB2312" w:cs="方正仿宋_GB2312" w:hint="eastAsia"/>
-                <w:sz w:val="32"/>
-                <w:szCs w:val="32"/>
-              </w:rPr>
-              <w:tab/>
-            </w:r>
-            <w:r>
-              <w:rPr>
-                <w:rFonts w:ascii="方正仿宋_GB2312" w:eastAsia="方正仿宋_GB2312" w:hAnsi="方正仿宋_GB2312" w:cs="方正仿宋_GB2312" w:hint="eastAsia"/>
-                <w:sz w:val="32"/>
-                <w:szCs w:val="32"/>
-              </w:rPr>
-              <w:fldChar w:fldCharType="begin"/>
-            </w:r>
-            <w:r>
-              <w:rPr>
-                <w:rFonts w:ascii="方正仿宋_GB2312" w:eastAsia="方正仿宋_GB2312" w:hAnsi="方正仿宋_GB2312" w:cs="方正仿宋_GB2312" w:hint="eastAsia"/>
-                <w:sz w:val="32"/>
-                <w:szCs w:val="32"/>
-              </w:rPr>
-              <w:instrText xml:space="preserve"> PAGEREF _Toc31667 \h </w:instrText>
-            </w:r>
-            <w:r>
-              <w:rPr>
-                <w:rFonts w:ascii="方正仿宋_GB2312" w:eastAsia="方正仿宋_GB2312" w:hAnsi="方正仿宋_GB2312" w:cs="方正仿宋_GB2312" w:hint="eastAsia"/>
-                <w:sz w:val="32"/>
-                <w:szCs w:val="32"/>
-              </w:rPr>
-            </w:r>
-            <w:r>
-              <w:rPr>
-                <w:rFonts w:ascii="方正仿宋_GB2312" w:eastAsia="方正仿宋_GB2312" w:hAnsi="方正仿宋_GB2312" w:cs="方正仿宋_GB2312" w:hint="eastAsia"/>
-                <w:sz w:val="32"/>
-                <w:szCs w:val="32"/>
-              </w:rPr>
-              <w:fldChar w:fldCharType="separate"/>
-            </w:r>
-            <w:r>
-              <w:rPr>
-                <w:rFonts w:ascii="方正仿宋_GB2312" w:eastAsia="方正仿宋_GB2312" w:hAnsi="方正仿宋_GB2312" w:cs="方正仿宋_GB2312" w:hint="eastAsia"/>
-                <w:sz w:val="32"/>
-                <w:szCs w:val="32"/>
-              </w:rPr>
-              <w:t>20</w:t>
+              <w:t/>
             </w:r>
             <w:r>
               <w:rPr>
@@ -1836,7 +1680,7 @@
                 <w:sz w:val="32"/>
                 <w:szCs w:val="32"/>
               </w:rPr>
-              <w:t>十七、风险处置</w:t>
+              <w:t xml:space="preserve">十六、风险处置21</w:t>
             </w:r>
             <w:r>
               <w:rPr>
@@ -1883,7 +1727,7 @@
                 <w:sz w:val="32"/>
                 <w:szCs w:val="32"/>
               </w:rPr>
-              <w:t>21</w:t>
+              <w:t/>
             </w:r>
             <w:r>
               <w:rPr>
@@ -1914,7 +1758,7 @@
                 <w:sz w:val="32"/>
                 <w:szCs w:val="32"/>
               </w:rPr>
-              <w:t>十八、附则</w:t>
+              <w:t xml:space="preserve">十七、附则23</w:t>
             </w:r>
             <w:r>
               <w:rPr>
@@ -1961,7 +1805,7 @@
                 <w:sz w:val="32"/>
                 <w:szCs w:val="32"/>
               </w:rPr>
-              <w:t>23</w:t>
+              <w:t/>
             </w:r>
             <w:r>
               <w:rPr>
@@ -2450,7 +2294,7 @@
         </w:rPr>
       </w:pPr>
       <w:r>
-        <w:t>大赛采取参赛组别与赛道分类相结合的组织方式，依据不同参赛主体、不同项目阶段和不同成果形态实行分类评审、分类排序、分类表彰，避免不同基础项目简单混评。</w:t>
+        <w:t xml:space="preserve">大赛采取参赛组别与赛道分类相结合的组织方式，依据不同参赛主体、不同项目阶段和不同成果形态实行分类评审、分类排序，避免不同基础项目简单混评。</w:t>
       </w:r>
     </w:p>
     <w:p>
@@ -2670,10 +2514,10 @@
         </w:rPr>
       </w:pPr>
       <w:r>
-        <w:t xml:space="preserve">3. </w:t>
-      </w:r>
-      <w:r>
-        <w:t>赛事执行秘书处。负责报名组织、材料审核、信息发布、赛程推进、现场执行、档案管理、证书制作及日常服务保障。</w:t>
+        <w:t xml:space="preserve">3. 赛事执行秘书处。负责报名组织、材料审核、信息发布、赛程推进、现场执行、档案管理及日常服务保障。</w:t>
+      </w:r>
+      <w:r>
+        <w:t/>
       </w:r>
     </w:p>
     <w:p>
@@ -2719,7 +2563,7 @@
         </w:rPr>
       </w:pPr>
       <w:r>
-        <w:t>本届大赛依据参赛负责人身份、教育阶段、团队构成及项目主体属性设置职教组、高校组和青年创新组三个参赛组别。高校组面向普通高等学校全日制在校学生统一组织评审，不再区分本科生组和研究生组，统一排序、统一确定奖项，确保评审组织简洁高效、评价口径一致。</w:t>
+        <w:t xml:space="preserve">本届大赛依据参赛负责人身份、教育阶段、团队构成及项目主体属性设置职教组、高校组和青年创新组三个参赛组别。高校组面向普通高等学校全日制在校学生统一组织评审，不再区分本科生组和研究生组，统一排序，确保评审组织简洁高效、评价口径一致。</w:t>
       </w:r>
     </w:p>
     <w:p>
@@ -2791,13 +2635,13 @@
         </w:rPr>
       </w:pPr>
       <w:r>
-        <w:t>青年创新组主要面向</w:t>
-      </w:r>
-      <w:r>
-        <w:t>35</w:t>
-      </w:r>
-      <w:r>
-        <w:t>周岁以下、具备明确项目基础、开发实践经历或组织实施能力的青年项目主体。大赛组委会将本组别作为开放组别组织管理，实行单独评审、单独排序、单独确定奖项，不与职教组、高校组在同一评价序列内混合竞争，重点考察项目真实需求、价值主张、组织基础、阶段成果、推广路径和持续推进能力。以公司主体或团队主体参赛的，应提交相应授权、主体关系和项目权属说明。</w:t>
+        <w:t xml:space="preserve">青年创新组主要面向35周岁以下、具备明确项目基础、开发实践经历或组织实施能力的青年项目主体。大赛组委会将本组别作为开放组别组织管理，实行单独评审、单独排序，不与职教组、高校组在同一评价序列内混合竞争，重点考察项目真实需求、价值主张、组织基础、阶段成果、推广路径和持续推进能力。以公司主体或团队主体参赛的，应提交相应授权、主体关系和项目权属说明。</w:t>
+      </w:r>
+      <w:r>
+        <w:t/>
+      </w:r>
+      <w:r>
+        <w:t/>
       </w:r>
     </w:p>
     <w:p>
@@ -2821,7 +2665,7 @@
         </w:rPr>
       </w:pPr>
       <w:r>
-        <w:t>参赛团队报名时须同步确认参赛组别与申报赛道。大赛组委会依据组别开展资格审核、专家分组、评审排序和奖项归属管理，依据赛道确定材料侧重、评分标准和答辩重点。对组别或赛道选择明显不当的项目，大赛组委会将在资格审核阶段提出调整意见，参赛团队须在规定期限内完成确认。</w:t>
+        <w:t xml:space="preserve">参赛团队报名时须同步确认参赛组别与申报赛道。大赛组委会依据组别开展资格审核、专家分组、评审排序管理，依据赛道确定材料侧重、评分标准和答辩重点。对组别或赛道选择明显不当的项目，大赛组委会将在资格审核阶段提出调整意见，参赛团队须在规定期限内完成确认。</w:t>
       </w:r>
     </w:p>
     <w:p>
@@ -3587,8 +3431,9 @@
     <w:p>
       <w:pPr>
         <w:pStyle w:val="a6"/>
-      </w:pPr>
-      <w:bookmarkStart w:id="12" w:name="_Toc1486"/>
+        <w:spacing w:line="360" w:lineRule="auto"/>
+      </w:pPr>
+      <w:bookmarkStart w:id="13" w:name="_Toc11413"/>
       <w:r>
         <w:rPr>
           <w:rFonts w:hint="eastAsia"/>
@@ -3596,179 +3441,800 @@
         <w:br/>
       </w:r>
       <w:r>
-        <w:rPr>
-          <w:rFonts w:hint="eastAsia"/>
-        </w:rPr>
-        <w:t>十三、奖项设置</w:t>
-      </w:r>
-      <w:bookmarkEnd w:id="12"/>
-    </w:p>
-    <w:p>
-      <w:pPr>
-        <w:pStyle w:val="-"/>
-        <w:ind w:firstLine="640"/>
-        <w:rPr>
-          <w:rFonts w:hint="default"/>
-        </w:rPr>
-      </w:pPr>
-      <w:r>
-        <w:t>本次大赛奖项设置工作，严格遵循“适度激励、重在育人、公开透明、规范实施”的基本原则，在确保奖项荣誉性与赛事育人导向得到有效落实的前提下，根据报名规模、项目质量、赛事组织和资源保障情况统筹确定。</w:t>
-      </w:r>
-    </w:p>
-    <w:p>
-      <w:pPr>
-        <w:pStyle w:val="-0"/>
-        <w:ind w:firstLine="640"/>
-        <w:rPr>
-          <w:rFonts w:hint="default"/>
-        </w:rPr>
-      </w:pPr>
-      <w:r>
-        <w:t>（一）主奖项及奖励标准</w:t>
-      </w:r>
-    </w:p>
-    <w:p>
-      <w:pPr>
-        <w:pStyle w:val="-"/>
-        <w:ind w:firstLine="640"/>
-        <w:rPr>
-          <w:rFonts w:hint="default"/>
-        </w:rPr>
-      </w:pPr>
-      <w:r>
-        <w:t>主奖项拟依据各参赛组别与赛道分别独立排序、独立评定的方式进行，奖项拟设金奖、银奖、铜奖及优秀奖。奖项名称、数量、获奖比例、奖励标准及最终分配方案尚未确定，由大赛组委会根据赛事实际情况另行公布。</w:t>
-      </w:r>
-    </w:p>
-    <w:p>
-      <w:pPr>
-        <w:pStyle w:val="-"/>
-        <w:ind w:firstLine="640"/>
-        <w:rPr>
-          <w:rFonts w:hint="default"/>
-        </w:rPr>
-      </w:pPr>
-      <w:r>
-        <w:t xml:space="preserve">1. </w:t>
-      </w:r>
-      <w:r>
-        <w:t>金奖：具体数量、奖励标准及证书奖杯安排另行公布。</w:t>
-      </w:r>
-    </w:p>
-    <w:p>
-      <w:pPr>
-        <w:pStyle w:val="-"/>
-        <w:ind w:firstLine="640"/>
-        <w:rPr>
-          <w:rFonts w:hint="default"/>
-        </w:rPr>
-      </w:pPr>
-      <w:r>
-        <w:t xml:space="preserve">2. </w:t>
-      </w:r>
-      <w:r>
-        <w:t>银奖：具体数量、奖励标准及证书奖杯安排另行公布。</w:t>
-      </w:r>
-    </w:p>
-    <w:p>
-      <w:pPr>
-        <w:pStyle w:val="-"/>
-        <w:ind w:firstLine="640"/>
-        <w:rPr>
-          <w:rFonts w:hint="default"/>
-        </w:rPr>
-      </w:pPr>
-      <w:r>
-        <w:t xml:space="preserve">3. </w:t>
-      </w:r>
-      <w:r>
-        <w:t>铜奖：具体数量、奖励标准及证书奖杯安排另行公布。</w:t>
-      </w:r>
-    </w:p>
-    <w:p>
-      <w:pPr>
-        <w:pStyle w:val="-"/>
-        <w:ind w:firstLine="640"/>
-        <w:rPr>
-          <w:rFonts w:hint="default"/>
-        </w:rPr>
-      </w:pPr>
-      <w:r>
-        <w:t xml:space="preserve">4. </w:t>
-      </w:r>
-      <w:r>
-        <w:t>优秀奖：具体数量、奖励标准及证书安排另行公布。</w:t>
-      </w:r>
-    </w:p>
-    <w:p>
-      <w:pPr>
-        <w:pStyle w:val="-0"/>
-        <w:ind w:firstLine="640"/>
-        <w:rPr>
-          <w:rFonts w:hint="default"/>
-        </w:rPr>
-      </w:pPr>
-      <w:r>
-        <w:t>（二）专项奖项</w:t>
-      </w:r>
-    </w:p>
-    <w:p>
-      <w:pPr>
-        <w:pStyle w:val="-"/>
-        <w:ind w:firstLine="640"/>
-        <w:rPr>
-          <w:rFonts w:hint="default"/>
-        </w:rPr>
-      </w:pPr>
-      <w:r>
-        <w:t>根据项目特色与赛事组织工作需要，可设立技术创新奖、场景突破奖、产品匠心奖等专项奖项，重点表彰在技术创新、应用开发、场景落地实践、产品精细化打磨、轻量化开发实践等方面表现突出的项目。专项奖项名称、数量及奖励方式另行公布。</w:t>
-      </w:r>
-    </w:p>
-    <w:p>
-      <w:pPr>
-        <w:pStyle w:val="-0"/>
-        <w:ind w:firstLine="640"/>
-        <w:rPr>
-          <w:rFonts w:hint="default"/>
-        </w:rPr>
-      </w:pPr>
-      <w:r>
-        <w:t>（三）组织支持类奖项</w:t>
-      </w:r>
-    </w:p>
-    <w:p>
-      <w:pPr>
-        <w:pStyle w:val="-"/>
-        <w:ind w:firstLine="640"/>
-        <w:rPr>
-          <w:rFonts w:hint="default"/>
-        </w:rPr>
-      </w:pPr>
-      <w:r>
-        <w:t>基于赛事组织工作质量与育人实效，可设立优秀指导教师奖、卓越组织奖、协同育人奖等组织支持类奖项。此类奖项名称、数量及表彰方式另行公布。</w:t>
-      </w:r>
-    </w:p>
-    <w:p>
-      <w:pPr>
-        <w:pStyle w:val="-0"/>
-        <w:ind w:firstLine="640"/>
-        <w:rPr>
-          <w:rFonts w:hint="default"/>
-        </w:rPr>
-      </w:pPr>
-      <w:r>
-        <w:t>（四）奖项数量确定机制</w:t>
-      </w:r>
-    </w:p>
-    <w:p>
-      <w:pPr>
-        <w:pStyle w:val="-"/>
-        <w:ind w:firstLine="640"/>
-        <w:rPr>
-          <w:rFonts w:hint="default"/>
-        </w:rPr>
-      </w:pPr>
-      <w:r>
-        <w:t>各奖项具体数量、获奖比例、奖励标准及最终分配方案，由大赛组委会根据实际报名规模、有效参赛项目数量、各组别与赛道分布情况以及决赛阶段综合表现统筹研究确定，并另行公布，确保公开透明。</w:t>
+        <w:t xml:space="preserve">十三、赛程安排</w:t>
+      </w:r>
+      <w:bookmarkEnd w:id="13"/>
+    </w:p>
+    <w:p>
+      <w:pPr>
+        <w:pStyle w:val="-"/>
+        <w:ind w:firstLine="640"/>
+        <w:rPr>
+          <w:rFonts w:hint="default"/>
+        </w:rPr>
+      </w:pPr>
+      <w:r>
+        <w:t>本届大赛自</w:t>
+      </w:r>
+      <w:r>
+        <w:t>2026</w:t>
+      </w:r>
+      <w:r>
+        <w:t>年</w:t>
+      </w:r>
+      <w:r>
+        <w:t>7</w:t>
+      </w:r>
+      <w:r>
+        <w:t>月</w:t>
+      </w:r>
+      <w:r>
+        <w:t>1</w:t>
+      </w:r>
+      <w:r>
+        <w:t>日启动，至</w:t>
+      </w:r>
+      <w:r>
+        <w:t>2026</w:t>
+      </w:r>
+      <w:r>
+        <w:t>年</w:t>
+      </w:r>
+      <w:r>
+        <w:t>10</w:t>
+      </w:r>
+      <w:r>
+        <w:t>月</w:t>
+      </w:r>
+      <w:r>
+        <w:t>31</w:t>
+      </w:r>
+      <w:r>
+        <w:t>日结束，采取启动发布、报名征集、材料提交、资格审核、线上初赛、复核评审、线下决赛、成果展示与资源对接的组织流程。具体安排如下：</w:t>
+      </w:r>
+    </w:p>
+    <w:p>
+      <w:pPr>
+        <w:pStyle w:val="-"/>
+        <w:ind w:firstLine="640"/>
+        <w:rPr>
+          <w:rFonts w:hint="default"/>
+        </w:rPr>
+      </w:pPr>
+      <w:r>
+        <w:t>（</w:t>
+      </w:r>
+      <w:r>
+        <w:t>1</w:t>
+      </w:r>
+      <w:r>
+        <w:t>）启动发布、暑期预报名与组织动员：</w:t>
+      </w:r>
+      <w:r>
+        <w:t>2026</w:t>
+      </w:r>
+      <w:r>
+        <w:t>年</w:t>
+      </w:r>
+      <w:r>
+        <w:t>7</w:t>
+      </w:r>
+      <w:r>
+        <w:t>月</w:t>
+      </w:r>
+      <w:r>
+        <w:t>1</w:t>
+      </w:r>
+      <w:r>
+        <w:t>日至</w:t>
+      </w:r>
+      <w:r>
+        <w:t>8</w:t>
+      </w:r>
+      <w:r>
+        <w:t>月</w:t>
+      </w:r>
+      <w:r>
+        <w:t>31</w:t>
+      </w:r>
+      <w:r>
+        <w:t>日发布赛事通知、执行方案、评分细则及相关模板，开放报名入口，开展线上答疑、院校联系人建联和参赛线索沉淀。暑期不设置报名截止或集中评审节点。</w:t>
+      </w:r>
+    </w:p>
+    <w:p>
+      <w:pPr>
+        <w:pStyle w:val="-"/>
+        <w:ind w:firstLine="640"/>
+        <w:rPr>
+          <w:rFonts w:hint="default"/>
+        </w:rPr>
+      </w:pPr>
+      <w:r>
+        <w:rPr>
+          <w:rFonts w:ascii="宋体" w:eastAsia="宋体" w:hAnsi="宋体" w:cs="宋体"/>
+        </w:rPr>
+        <w:t xml:space="preserve">（2）报名征集与报名确认：2026年7月1日至9月30日受理项目报名。参赛团队应在9月30日前完成报名系统信息填报；报名期间可同步提交项目报告书、路演演示文稿、团队信息表、真实性与知识产权承诺书及项目开发与过程证明材料。</w:t>
+      </w:r>
+      <w:r>
+        <w:rPr>
+          <w:rFonts w:hint="default"/>
+        </w:rPr>
+        <w:t/>
+      </w:r>
+      <w:r>
+        <w:rPr>
+          <w:rFonts w:ascii="宋体" w:eastAsia="宋体" w:hAnsi="宋体" w:cs="宋体"/>
+        </w:rPr>
+        <w:t/>
+      </w:r>
+      <w:r>
+        <w:rPr>
+          <w:rFonts w:ascii="___WRD_EMBED_SUB_44" w:eastAsia="___WRD_EMBED_SUB_44" w:hAnsi="___WRD_EMBED_SUB_44" w:cs="___WRD_EMBED_SUB_44"/>
+        </w:rPr>
+        <w:t/>
+      </w:r>
+      <w:r>
+        <w:rPr>
+          <w:rFonts w:ascii="宋体" w:eastAsia="宋体" w:hAnsi="宋体" w:cs="宋体"/>
+        </w:rPr>
+        <w:t/>
+      </w:r>
+      <w:r>
+        <w:rPr>
+          <w:rFonts w:ascii="___WRD_EMBED_SUB_44" w:eastAsia="___WRD_EMBED_SUB_44" w:hAnsi="___WRD_EMBED_SUB_44" w:cs="___WRD_EMBED_SUB_44"/>
+        </w:rPr>
+        <w:t/>
+      </w:r>
+      <w:r>
+        <w:rPr>
+          <w:rFonts w:ascii="宋体" w:eastAsia="宋体" w:hAnsi="宋体" w:cs="宋体"/>
+        </w:rPr>
+        <w:t/>
+      </w:r>
+      <w:r>
+        <w:rPr>
+          <w:rFonts w:ascii="___WRD_EMBED_SUB_44" w:eastAsia="___WRD_EMBED_SUB_44" w:hAnsi="___WRD_EMBED_SUB_44" w:cs="___WRD_EMBED_SUB_44"/>
+        </w:rPr>
+        <w:t/>
+      </w:r>
+      <w:r>
+        <w:rPr>
+          <w:rFonts w:hint="default"/>
+        </w:rPr>
+        <w:t/>
+      </w:r>
+      <w:r>
+        <w:rPr>
+          <w:rFonts w:ascii="宋体" w:eastAsia="宋体" w:hAnsi="宋体" w:cs="宋体"/>
+        </w:rPr>
+        <w:t/>
+      </w:r>
+      <w:r>
+        <w:rPr>
+          <w:rFonts w:hint="default"/>
+        </w:rPr>
+        <w:t/>
+      </w:r>
+      <w:r>
+        <w:rPr>
+          <w:rFonts w:ascii="宋体" w:eastAsia="宋体" w:hAnsi="宋体" w:cs="宋体"/>
+        </w:rPr>
+        <w:t/>
+      </w:r>
+      <w:r>
+        <w:rPr>
+          <w:rFonts w:ascii="___WRD_EMBED_SUB_44" w:eastAsia="___WRD_EMBED_SUB_44" w:hAnsi="___WRD_EMBED_SUB_44" w:cs="___WRD_EMBED_SUB_44"/>
+        </w:rPr>
+        <w:t/>
+      </w:r>
+      <w:r>
+        <w:rPr>
+          <w:rFonts w:hint="default"/>
+        </w:rPr>
+        <w:t/>
+      </w:r>
+      <w:r>
+        <w:rPr>
+          <w:rFonts w:ascii="宋体" w:eastAsia="宋体" w:hAnsi="宋体" w:cs="宋体"/>
+        </w:rPr>
+        <w:t/>
+      </w:r>
+      <w:r>
+        <w:rPr>
+          <w:rFonts w:ascii="___WRD_EMBED_SUB_44" w:eastAsia="___WRD_EMBED_SUB_44" w:hAnsi="___WRD_EMBED_SUB_44" w:cs="___WRD_EMBED_SUB_44"/>
+        </w:rPr>
+        <w:t/>
+      </w:r>
+      <w:r>
+        <w:rPr>
+          <w:rFonts w:ascii="宋体" w:eastAsia="宋体" w:hAnsi="宋体" w:cs="宋体"/>
+        </w:rPr>
+        <w:t/>
+      </w:r>
+      <w:r>
+        <w:rPr>
+          <w:rFonts w:ascii="___WRD_EMBED_SUB_44" w:eastAsia="___WRD_EMBED_SUB_44" w:hAnsi="___WRD_EMBED_SUB_44" w:cs="___WRD_EMBED_SUB_44"/>
+        </w:rPr>
+        <w:t/>
+      </w:r>
+      <w:r>
+        <w:rPr>
+          <w:rFonts w:ascii="宋体" w:eastAsia="宋体" w:hAnsi="宋体" w:cs="宋体"/>
+        </w:rPr>
+        <w:t/>
+      </w:r>
+      <w:r>
+        <w:rPr>
+          <w:rFonts w:ascii="___WRD_EMBED_SUB_44" w:eastAsia="___WRD_EMBED_SUB_44" w:hAnsi="___WRD_EMBED_SUB_44" w:cs="___WRD_EMBED_SUB_44"/>
+        </w:rPr>
+        <w:t/>
+      </w:r>
+      <w:r>
+        <w:rPr>
+          <w:rFonts w:ascii="宋体" w:eastAsia="宋体" w:hAnsi="宋体" w:cs="宋体"/>
+        </w:rPr>
+        <w:t/>
+      </w:r>
+      <w:r>
+        <w:rPr>
+          <w:rFonts w:ascii="___WRD_EMBED_SUB_44" w:eastAsia="___WRD_EMBED_SUB_44" w:hAnsi="___WRD_EMBED_SUB_44" w:cs="___WRD_EMBED_SUB_44"/>
+        </w:rPr>
+        <w:t/>
+      </w:r>
+      <w:r>
+        <w:rPr>
+          <w:rFonts w:ascii="宋体" w:eastAsia="宋体" w:hAnsi="宋体" w:cs="宋体"/>
+        </w:rPr>
+        <w:t/>
+      </w:r>
+      <w:r>
+        <w:rPr>
+          <w:rFonts w:ascii="___WRD_EMBED_SUB_44" w:eastAsia="___WRD_EMBED_SUB_44" w:hAnsi="___WRD_EMBED_SUB_44" w:cs="___WRD_EMBED_SUB_44"/>
+        </w:rPr>
+        <w:t/>
+      </w:r>
+      <w:r>
+        <w:rPr>
+          <w:rFonts w:ascii="宋体" w:eastAsia="宋体" w:hAnsi="宋体" w:cs="宋体"/>
+        </w:rPr>
+        <w:t/>
+      </w:r>
+      <w:r>
+        <w:rPr>
+          <w:rFonts w:ascii="___WRD_EMBED_SUB_44" w:eastAsia="___WRD_EMBED_SUB_44" w:hAnsi="___WRD_EMBED_SUB_44" w:cs="___WRD_EMBED_SUB_44"/>
+        </w:rPr>
+        <w:t/>
+      </w:r>
+      <w:r>
+        <w:rPr>
+          <w:rFonts w:ascii="宋体" w:eastAsia="宋体" w:hAnsi="宋体" w:cs="宋体"/>
+        </w:rPr>
+        <w:t/>
+      </w:r>
+      <w:r>
+        <w:rPr>
+          <w:rFonts w:ascii="___WRD_EMBED_SUB_44" w:eastAsia="___WRD_EMBED_SUB_44" w:hAnsi="___WRD_EMBED_SUB_44" w:cs="___WRD_EMBED_SUB_44"/>
+        </w:rPr>
+        <w:t/>
+      </w:r>
+      <w:r>
+        <w:rPr>
+          <w:rFonts w:ascii="宋体" w:eastAsia="宋体" w:hAnsi="宋体" w:cs="宋体"/>
+        </w:rPr>
+        <w:t/>
+      </w:r>
+      <w:r>
+        <w:rPr>
+          <w:rFonts w:ascii="___WRD_EMBED_SUB_44" w:eastAsia="___WRD_EMBED_SUB_44" w:hAnsi="___WRD_EMBED_SUB_44" w:cs="___WRD_EMBED_SUB_44"/>
+        </w:rPr>
+        <w:t/>
+      </w:r>
+      <w:r>
+        <w:rPr>
+          <w:rFonts w:ascii="宋体" w:eastAsia="宋体" w:hAnsi="宋体" w:cs="宋体"/>
+        </w:rPr>
+        <w:t/>
+      </w:r>
+      <w:r>
+        <w:rPr>
+          <w:rFonts w:ascii="___WRD_EMBED_SUB_44" w:eastAsia="___WRD_EMBED_SUB_44" w:hAnsi="___WRD_EMBED_SUB_44" w:cs="___WRD_EMBED_SUB_44"/>
+        </w:rPr>
+        <w:t/>
+      </w:r>
+      <w:r>
+        <w:rPr>
+          <w:rFonts w:ascii="宋体" w:eastAsia="宋体" w:hAnsi="宋体" w:cs="宋体"/>
+        </w:rPr>
+        <w:t/>
+      </w:r>
+      <w:r>
+        <w:rPr>
+          <w:rFonts w:ascii="___WRD_EMBED_SUB_44" w:eastAsia="___WRD_EMBED_SUB_44" w:hAnsi="___WRD_EMBED_SUB_44" w:cs="___WRD_EMBED_SUB_44"/>
+        </w:rPr>
+        <w:t/>
+      </w:r>
+      <w:r>
+        <w:rPr>
+          <w:rFonts w:ascii="宋体" w:eastAsia="宋体" w:hAnsi="宋体" w:cs="宋体"/>
+        </w:rPr>
+        <w:t/>
+      </w:r>
+      <w:r>
+        <w:rPr>
+          <w:rFonts w:ascii="___WRD_EMBED_SUB_44" w:eastAsia="___WRD_EMBED_SUB_44" w:hAnsi="___WRD_EMBED_SUB_44" w:cs="___WRD_EMBED_SUB_44"/>
+        </w:rPr>
+        <w:t/>
+      </w:r>
+      <w:r>
+        <w:rPr>
+          <w:rFonts w:ascii="宋体" w:eastAsia="宋体" w:hAnsi="宋体" w:cs="宋体"/>
+        </w:rPr>
+        <w:t/>
+      </w:r>
+      <w:r>
+        <w:rPr>
+          <w:rFonts w:ascii="___WRD_EMBED_SUB_44" w:eastAsia="___WRD_EMBED_SUB_44" w:hAnsi="___WRD_EMBED_SUB_44" w:cs="___WRD_EMBED_SUB_44"/>
+        </w:rPr>
+        <w:t/>
+      </w:r>
+      <w:r>
+        <w:rPr>
+          <w:rFonts w:ascii="宋体" w:eastAsia="宋体" w:hAnsi="宋体" w:cs="宋体"/>
+        </w:rPr>
+        <w:t/>
+      </w:r>
+      <w:r>
+        <w:rPr>
+          <w:rFonts w:ascii="___WRD_EMBED_SUB_44" w:eastAsia="___WRD_EMBED_SUB_44" w:hAnsi="___WRD_EMBED_SUB_44" w:cs="___WRD_EMBED_SUB_44"/>
+        </w:rPr>
+        <w:t/>
+      </w:r>
+    </w:p>
+    <w:p>
+      <w:pPr>
+        <w:pStyle w:val="-"/>
+        <w:ind w:firstLine="640"/>
+        <w:rPr>
+          <w:rFonts w:hint="default"/>
+        </w:rPr>
+      </w:pPr>
+      <w:r>
+        <w:rPr>
+          <w:rFonts w:ascii="宋体" w:eastAsia="宋体" w:hAnsi="宋体" w:cs="宋体"/>
+        </w:rPr>
+        <w:t>（</w:t>
+      </w:r>
+      <w:r>
+        <w:rPr>
+          <w:rFonts w:hint="default"/>
+        </w:rPr>
+        <w:t>3</w:t>
+      </w:r>
+      <w:r>
+        <w:rPr>
+          <w:rFonts w:ascii="宋体" w:eastAsia="宋体" w:hAnsi="宋体" w:cs="宋体"/>
+        </w:rPr>
+        <w:t>）初</w:t>
+      </w:r>
+      <w:r>
+        <w:rPr>
+          <w:rFonts w:ascii="___WRD_EMBED_SUB_44" w:eastAsia="___WRD_EMBED_SUB_44" w:hAnsi="___WRD_EMBED_SUB_44" w:cs="___WRD_EMBED_SUB_44"/>
+        </w:rPr>
+        <w:t>赛材料提交与资格审</w:t>
+      </w:r>
+      <w:r>
+        <w:rPr>
+          <w:rFonts w:ascii="宋体" w:eastAsia="宋体" w:hAnsi="宋体" w:cs="宋体"/>
+        </w:rPr>
+        <w:t>核</w:t>
+      </w:r>
+      <w:r>
+        <w:rPr>
+          <w:rFonts w:ascii="___WRD_EMBED_SUB_44" w:eastAsia="___WRD_EMBED_SUB_44" w:hAnsi="___WRD_EMBED_SUB_44" w:cs="___WRD_EMBED_SUB_44"/>
+        </w:rPr>
+        <w:t>：</w:t>
+      </w:r>
+      <w:r>
+        <w:rPr>
+          <w:rFonts w:hint="default"/>
+        </w:rPr>
+        <w:t>2026年10月1日</w:t>
+      </w:r>
+      <w:r>
+        <w:rPr>
+          <w:rFonts w:ascii="宋体" w:eastAsia="宋体" w:hAnsi="宋体" w:cs="宋体"/>
+        </w:rPr>
+        <w:t>至</w:t>
+      </w:r>
+      <w:r>
+        <w:rPr>
+          <w:rFonts w:hint="default"/>
+        </w:rPr>
+        <w:t>10月8日，</w:t>
+      </w:r>
+      <w:r>
+        <w:rPr>
+          <w:rFonts w:ascii="宋体" w:eastAsia="宋体" w:hAnsi="宋体" w:cs="宋体"/>
+        </w:rPr>
+        <w:t>已完成</w:t>
+      </w:r>
+      <w:r>
+        <w:rPr>
+          <w:rFonts w:ascii="___WRD_EMBED_SUB_44" w:eastAsia="___WRD_EMBED_SUB_44" w:hAnsi="___WRD_EMBED_SUB_44" w:cs="___WRD_EMBED_SUB_44"/>
+        </w:rPr>
+        <w:t>报名确</w:t>
+      </w:r>
+      <w:r>
+        <w:rPr>
+          <w:rFonts w:ascii="宋体" w:eastAsia="宋体" w:hAnsi="宋体" w:cs="宋体"/>
+        </w:rPr>
+        <w:t>认</w:t>
+      </w:r>
+      <w:r>
+        <w:rPr>
+          <w:rFonts w:ascii="___WRD_EMBED_SUB_44" w:eastAsia="___WRD_EMBED_SUB_44" w:hAnsi="___WRD_EMBED_SUB_44" w:cs="___WRD_EMBED_SUB_44"/>
+        </w:rPr>
+        <w:t>的项目</w:t>
+      </w:r>
+      <w:r>
+        <w:rPr>
+          <w:rFonts w:ascii="宋体" w:eastAsia="宋体" w:hAnsi="宋体" w:cs="宋体"/>
+        </w:rPr>
+        <w:t>可继</w:t>
+      </w:r>
+      <w:r>
+        <w:rPr>
+          <w:rFonts w:ascii="___WRD_EMBED_SUB_44" w:eastAsia="___WRD_EMBED_SUB_44" w:hAnsi="___WRD_EMBED_SUB_44" w:cs="___WRD_EMBED_SUB_44"/>
+        </w:rPr>
+        <w:t>续</w:t>
+      </w:r>
+      <w:r>
+        <w:rPr>
+          <w:rFonts w:ascii="宋体" w:eastAsia="宋体" w:hAnsi="宋体" w:cs="宋体"/>
+        </w:rPr>
+        <w:t>完善并</w:t>
+      </w:r>
+      <w:r>
+        <w:rPr>
+          <w:rFonts w:ascii="___WRD_EMBED_SUB_44" w:eastAsia="___WRD_EMBED_SUB_44" w:hAnsi="___WRD_EMBED_SUB_44" w:cs="___WRD_EMBED_SUB_44"/>
+        </w:rPr>
+        <w:t>提交</w:t>
+      </w:r>
+      <w:r>
+        <w:rPr>
+          <w:rFonts w:ascii="宋体" w:eastAsia="宋体" w:hAnsi="宋体" w:cs="宋体"/>
+        </w:rPr>
+        <w:t>初</w:t>
+      </w:r>
+      <w:r>
+        <w:rPr>
+          <w:rFonts w:ascii="___WRD_EMBED_SUB_44" w:eastAsia="___WRD_EMBED_SUB_44" w:hAnsi="___WRD_EMBED_SUB_44" w:cs="___WRD_EMBED_SUB_44"/>
+        </w:rPr>
+        <w:t>赛材料，全部</w:t>
+      </w:r>
+      <w:r>
+        <w:rPr>
+          <w:rFonts w:ascii="宋体" w:eastAsia="宋体" w:hAnsi="宋体" w:cs="宋体"/>
+        </w:rPr>
+        <w:t>必</w:t>
+      </w:r>
+      <w:r>
+        <w:rPr>
+          <w:rFonts w:ascii="___WRD_EMBED_SUB_44" w:eastAsia="___WRD_EMBED_SUB_44" w:hAnsi="___WRD_EMBED_SUB_44" w:cs="___WRD_EMBED_SUB_44"/>
+        </w:rPr>
+        <w:t>交材料</w:t>
+      </w:r>
+      <w:r>
+        <w:rPr>
+          <w:rFonts w:ascii="宋体" w:eastAsia="宋体" w:hAnsi="宋体" w:cs="宋体"/>
+        </w:rPr>
+        <w:t>于</w:t>
+      </w:r>
+      <w:r>
+        <w:rPr>
+          <w:rFonts w:hint="default"/>
+        </w:rPr>
+        <w:t>10月8日</w:t>
+      </w:r>
+      <w:r>
+        <w:rPr>
+          <w:rFonts w:ascii="宋体" w:eastAsia="宋体" w:hAnsi="宋体" w:cs="宋体"/>
+        </w:rPr>
+        <w:t>截止</w:t>
+      </w:r>
+      <w:r>
+        <w:rPr>
+          <w:rFonts w:ascii="___WRD_EMBED_SUB_44" w:eastAsia="___WRD_EMBED_SUB_44" w:hAnsi="___WRD_EMBED_SUB_44" w:cs="___WRD_EMBED_SUB_44"/>
+        </w:rPr>
+        <w:t>提交，具体时</w:t>
+      </w:r>
+      <w:r>
+        <w:rPr>
+          <w:rFonts w:ascii="宋体" w:eastAsia="宋体" w:hAnsi="宋体" w:cs="宋体"/>
+        </w:rPr>
+        <w:t>点以</w:t>
+      </w:r>
+      <w:r>
+        <w:rPr>
+          <w:rFonts w:ascii="___WRD_EMBED_SUB_44" w:eastAsia="___WRD_EMBED_SUB_44" w:hAnsi="___WRD_EMBED_SUB_44" w:cs="___WRD_EMBED_SUB_44"/>
+        </w:rPr>
+        <w:t>报名系统</w:t>
+      </w:r>
+      <w:r>
+        <w:rPr>
+          <w:rFonts w:ascii="宋体" w:eastAsia="宋体" w:hAnsi="宋体" w:cs="宋体"/>
+        </w:rPr>
+        <w:t>或</w:t>
+      </w:r>
+      <w:r>
+        <w:rPr>
+          <w:rFonts w:ascii="___WRD_EMBED_SUB_44" w:eastAsia="___WRD_EMBED_SUB_44" w:hAnsi="___WRD_EMBED_SUB_44" w:cs="___WRD_EMBED_SUB_44"/>
+        </w:rPr>
+        <w:t>组委会</w:t>
+      </w:r>
+      <w:r>
+        <w:rPr>
+          <w:rFonts w:ascii="宋体" w:eastAsia="宋体" w:hAnsi="宋体" w:cs="宋体"/>
+        </w:rPr>
+        <w:t>通</w:t>
+      </w:r>
+      <w:r>
+        <w:rPr>
+          <w:rFonts w:ascii="___WRD_EMBED_SUB_44" w:eastAsia="___WRD_EMBED_SUB_44" w:hAnsi="___WRD_EMBED_SUB_44" w:cs="___WRD_EMBED_SUB_44"/>
+        </w:rPr>
+        <w:t>知为准。工</w:t>
+      </w:r>
+      <w:r>
+        <w:rPr>
+          <w:rFonts w:ascii="宋体" w:eastAsia="宋体" w:hAnsi="宋体" w:cs="宋体"/>
+        </w:rPr>
+        <w:t>作</w:t>
+      </w:r>
+      <w:r>
+        <w:rPr>
+          <w:rFonts w:ascii="___WRD_EMBED_SUB_44" w:eastAsia="___WRD_EMBED_SUB_44" w:hAnsi="___WRD_EMBED_SUB_44" w:cs="___WRD_EMBED_SUB_44"/>
+        </w:rPr>
+        <w:t>人</w:t>
+      </w:r>
+      <w:r>
+        <w:rPr>
+          <w:rFonts w:ascii="宋体" w:eastAsia="宋体" w:hAnsi="宋体" w:cs="宋体"/>
+        </w:rPr>
+        <w:t>员</w:t>
+      </w:r>
+      <w:r>
+        <w:rPr>
+          <w:rFonts w:ascii="___WRD_EMBED_SUB_44" w:eastAsia="___WRD_EMBED_SUB_44" w:hAnsi="___WRD_EMBED_SUB_44" w:cs="___WRD_EMBED_SUB_44"/>
+        </w:rPr>
+        <w:t>同步开展材料</w:t>
+      </w:r>
+      <w:r>
+        <w:rPr>
+          <w:rFonts w:ascii="宋体" w:eastAsia="宋体" w:hAnsi="宋体" w:cs="宋体"/>
+        </w:rPr>
+        <w:t>完整</w:t>
+      </w:r>
+      <w:r>
+        <w:rPr>
+          <w:rFonts w:ascii="___WRD_EMBED_SUB_44" w:eastAsia="___WRD_EMBED_SUB_44" w:hAnsi="___WRD_EMBED_SUB_44" w:cs="___WRD_EMBED_SUB_44"/>
+        </w:rPr>
+        <w:t>性、资格</w:t>
+      </w:r>
+      <w:r>
+        <w:rPr>
+          <w:rFonts w:ascii="宋体" w:eastAsia="宋体" w:hAnsi="宋体" w:cs="宋体"/>
+        </w:rPr>
+        <w:t>符</w:t>
+      </w:r>
+      <w:r>
+        <w:rPr>
+          <w:rFonts w:ascii="___WRD_EMBED_SUB_44" w:eastAsia="___WRD_EMBED_SUB_44" w:hAnsi="___WRD_EMBED_SUB_44" w:cs="___WRD_EMBED_SUB_44"/>
+        </w:rPr>
+        <w:t>合性、赛道适</w:t>
+      </w:r>
+      <w:r>
+        <w:rPr>
+          <w:rFonts w:ascii="宋体" w:eastAsia="宋体" w:hAnsi="宋体" w:cs="宋体"/>
+        </w:rPr>
+        <w:t>配</w:t>
+      </w:r>
+      <w:r>
+        <w:rPr>
+          <w:rFonts w:ascii="___WRD_EMBED_SUB_44" w:eastAsia="___WRD_EMBED_SUB_44" w:hAnsi="___WRD_EMBED_SUB_44" w:cs="___WRD_EMBED_SUB_44"/>
+        </w:rPr>
+        <w:t>性和基础合规审</w:t>
+      </w:r>
+      <w:r>
+        <w:rPr>
+          <w:rFonts w:ascii="宋体" w:eastAsia="宋体" w:hAnsi="宋体" w:cs="宋体"/>
+        </w:rPr>
+        <w:t>查</w:t>
+      </w:r>
+      <w:r>
+        <w:rPr>
+          <w:rFonts w:ascii="___WRD_EMBED_SUB_44" w:eastAsia="___WRD_EMBED_SUB_44" w:hAnsi="___WRD_EMBED_SUB_44" w:cs="___WRD_EMBED_SUB_44"/>
+        </w:rPr>
+        <w:t>。</w:t>
+      </w:r>
+    </w:p>
+    <w:p>
+      <w:pPr>
+        <w:pStyle w:val="-"/>
+        <w:ind w:firstLine="640"/>
+        <w:rPr>
+          <w:rFonts w:hint="default"/>
+        </w:rPr>
+      </w:pPr>
+      <w:r>
+        <w:t>（</w:t>
+      </w:r>
+      <w:r>
+        <w:t>4</w:t>
+      </w:r>
+      <w:r>
+        <w:t>）初赛评审与入围确认：</w:t>
+      </w:r>
+      <w:r>
+        <w:t>2026</w:t>
+      </w:r>
+      <w:r>
+        <w:t>年</w:t>
+      </w:r>
+      <w:r>
+        <w:t>10</w:t>
+      </w:r>
+      <w:r>
+        <w:t>月</w:t>
+      </w:r>
+      <w:r>
+        <w:t>9</w:t>
+      </w:r>
+      <w:r>
+        <w:t>日至</w:t>
+      </w:r>
+      <w:r>
+        <w:t>10</w:t>
+      </w:r>
+      <w:r>
+        <w:t>月</w:t>
+      </w:r>
+      <w:r>
+        <w:t>13</w:t>
+      </w:r>
+      <w:r>
+        <w:t>日组织线上材料评审，对初赛晋级项目进行线上陈述或问答，综合确定拟入围决赛项目。</w:t>
+      </w:r>
+    </w:p>
+    <w:p>
+      <w:pPr>
+        <w:pStyle w:val="-"/>
+        <w:ind w:firstLine="640"/>
+        <w:rPr>
+          <w:rFonts w:hint="default"/>
+        </w:rPr>
+      </w:pPr>
+      <w:r>
+        <w:t>（</w:t>
+      </w:r>
+      <w:r>
+        <w:t>5</w:t>
+      </w:r>
+      <w:r>
+        <w:t>）项目打磨与决赛材料复核：</w:t>
+      </w:r>
+      <w:r>
+        <w:t>2026</w:t>
+      </w:r>
+      <w:r>
+        <w:t>年</w:t>
+      </w:r>
+      <w:r>
+        <w:t>10</w:t>
+      </w:r>
+      <w:r>
+        <w:t>月</w:t>
+      </w:r>
+      <w:r>
+        <w:t>13</w:t>
+      </w:r>
+      <w:r>
+        <w:t>日至</w:t>
+      </w:r>
+      <w:r>
+        <w:t>10</w:t>
+      </w:r>
+      <w:r>
+        <w:t>月</w:t>
+      </w:r>
+      <w:r>
+        <w:t>18</w:t>
+      </w:r>
+      <w:r>
+        <w:t>日组织入围项目开展展示内容打磨、路演材料完善和演示准备，并对真实性、知识产权、团队成员身份、项目成果及相关证明材料进行复核。</w:t>
+      </w:r>
+    </w:p>
+    <w:p>
+      <w:pPr>
+        <w:pStyle w:val="-"/>
+        <w:ind w:firstLine="640"/>
+        <w:rPr>
+          <w:rFonts w:hint="default"/>
+        </w:rPr>
+      </w:pPr>
+      <w:r>
+        <w:t>（</w:t>
+      </w:r>
+      <w:r>
+        <w:t>6</w:t>
+      </w:r>
+      <w:r>
+        <w:t>）线下决赛与成果展示：</w:t>
+      </w:r>
+      <w:r>
+        <w:t>2026</w:t>
+      </w:r>
+      <w:r>
+        <w:t>年</w:t>
+      </w:r>
+      <w:r>
+        <w:t>10</w:t>
+      </w:r>
+      <w:r>
+        <w:t>月</w:t>
+      </w:r>
+      <w:r>
+        <w:t>18</w:t>
+      </w:r>
+      <w:r>
+        <w:t>日至</w:t>
+      </w:r>
+      <w:r>
+        <w:t>10</w:t>
+      </w:r>
+      <w:r>
+        <w:t>月</w:t>
+      </w:r>
+      <w:r>
+        <w:t>31</w:t>
+      </w:r>
+      <w:r>
+        <w:t>日组织线下路演答辩、项目展示、结果确认和资源对接活动。</w:t>
+      </w:r>
+    </w:p>
+    <w:p>
+      <w:pPr>
+        <w:pStyle w:val="-"/>
+        <w:ind w:firstLine="640"/>
+        <w:rPr>
+          <w:rFonts w:hint="default"/>
+        </w:rPr>
+      </w:pPr>
+      <w:r>
+        <w:t>线下决赛采取“</w:t>
+      </w:r>
+      <w:r>
+        <w:t>6</w:t>
+      </w:r>
+      <w:r>
+        <w:t>至</w:t>
+      </w:r>
+      <w:r>
+        <w:t>8</w:t>
+      </w:r>
+      <w:r>
+        <w:t>分钟路演展示</w:t>
+      </w:r>
+      <w:r>
+        <w:t>+4</w:t>
+      </w:r>
+      <w:r>
+        <w:t>至</w:t>
+      </w:r>
+      <w:r>
+        <w:t>5</w:t>
+      </w:r>
+      <w:r>
+        <w:t>分钟专家问答”的方式进行。参赛团队应围绕问题来源、技术方案、阶段成果、演示内容、团队贡献和后续计划进行集中展示。具体时间、地点及入围安排以组委会后续通知为准。</w:t>
       </w:r>
     </w:p>
     <w:p>
@@ -3776,1301 +4242,365 @@
         <w:pStyle w:val="a6"/>
         <w:spacing w:line="360" w:lineRule="auto"/>
       </w:pPr>
-      <w:bookmarkStart w:id="13" w:name="_Toc11413"/>
-      <w:r>
-        <w:rPr>
-          <w:rFonts w:hint="eastAsia"/>
-        </w:rPr>
+      <w:bookmarkStart w:id="14" w:name="_Toc6207"/>
+      <w:r>
         <w:br/>
       </w:r>
       <w:r>
-        <w:t>十四、赛程安排</w:t>
-      </w:r>
-      <w:bookmarkEnd w:id="13"/>
-    </w:p>
-    <w:p>
-      <w:pPr>
-        <w:pStyle w:val="-"/>
-        <w:ind w:firstLine="640"/>
-        <w:rPr>
-          <w:rFonts w:hint="default"/>
-        </w:rPr>
-      </w:pPr>
-      <w:r>
-        <w:t>本届大赛自</w:t>
-      </w:r>
-      <w:r>
-        <w:t>2026</w:t>
-      </w:r>
-      <w:r>
-        <w:t>年</w:t>
-      </w:r>
-      <w:r>
-        <w:t>7</w:t>
-      </w:r>
-      <w:r>
-        <w:t>月</w:t>
+        <w:t xml:space="preserve">十四、赛事服务与项目培育</w:t>
+      </w:r>
+      <w:bookmarkEnd w:id="14"/>
+    </w:p>
+    <w:p>
+      <w:pPr>
+        <w:pStyle w:val="-"/>
+        <w:ind w:firstLine="640"/>
+        <w:rPr>
+          <w:rFonts w:hint="default"/>
+        </w:rPr>
+      </w:pPr>
+      <w:r>
+        <w:t>大赛组委会围绕项目成长全过程提供必要服务支持，着力把赛事建设为兼具项目展示、能力提升和持续培育功能的平台。赛事期间，组委会将根据实际需要组织赛前辅导、材料规范培训、</w:t>
+      </w:r>
+      <w:r>
+        <w:t>AI</w:t>
+      </w:r>
+      <w:r>
+        <w:t>应用工作坊、智能应用开发指导、项目路演训练和专家诊断活动，帮助参赛团队提升项目质量和展示能力。</w:t>
+      </w:r>
+    </w:p>
+    <w:p>
+      <w:pPr>
+        <w:pStyle w:val="-"/>
+        <w:ind w:firstLine="640"/>
+        <w:rPr>
+          <w:rFonts w:hint="default"/>
+        </w:rPr>
+      </w:pPr>
+      <w:r>
+        <w:t>对具有较好成长潜力的项目，大赛组委会将积极联动高校、企业、技术平台、孵化机构、投资机构等资源，视项目情况提供技术测试、场景对接、导师辅导、展示传播、试点应用和后续项目培育等服务。对</w:t>
+      </w:r>
+      <w:r>
+        <w:t>OPC</w:t>
+      </w:r>
+      <w:r>
+        <w:t>轻创赛道中已有明确成果基础的项目，组委会将优先推动其开展用户反馈收集、产品迭代、应用场景验证和社会化展示。</w:t>
+      </w:r>
+    </w:p>
+    <w:p>
+      <w:pPr>
+        <w:pStyle w:val="-"/>
+        <w:ind w:firstLine="640"/>
+        <w:rPr>
+          <w:rFonts w:hint="default"/>
+        </w:rPr>
+      </w:pPr>
+      <w:r>
+        <w:t>大赛组委会将坚持真实、稳健、适度原则开展赛事成果宣传，重点展示优秀项目的创新过程、实践成果、团队成长和应用价值，避免过度包装、夸大宣传或以不实宣传话术替代赛事育人导向。</w:t>
+      </w:r>
+    </w:p>
+    <w:p>
+      <w:pPr>
+        <w:pStyle w:val="a6"/>
+      </w:pPr>
+      <w:r>
+        <w:rPr>
+          <w:rFonts w:ascii="仿宋" w:eastAsia="仿宋" w:hAnsi="仿宋" w:hint="eastAsia"/>
+        </w:rPr>
+        <w:br/>
+      </w:r>
+      <w:r>
+        <w:t xml:space="preserve">十五、联系方式</w:t>
+      </w:r>
+    </w:p>
+    <w:p>
+      <w:pPr>
+        <w:pStyle w:val="a6"/>
+      </w:pPr>
+      <w:r>
+        <w:rPr>
+          <w:rFonts w:ascii="仿宋" w:eastAsia="仿宋" w:hAnsi="仿宋" w:hint="eastAsia"/>
+        </w:rPr>
+        <w:br/>
+      </w:r>
+      <w:r>
+        <w:t>（一）大赛官网：</w:t>
+      </w:r>
+      <w:r>
+        <w:t>aiadc.org.cn</w:t>
+      </w:r>
+      <w:r>
+        <w:t>。</w:t>
+      </w:r>
+    </w:p>
+    <w:p>
+      <w:pPr>
+        <w:pStyle w:val="a6"/>
+      </w:pPr>
+      <w:r>
+        <w:rPr>
+          <w:rFonts w:ascii="仿宋" w:eastAsia="仿宋" w:hAnsi="仿宋" w:hint="eastAsia"/>
+        </w:rPr>
+        <w:br/>
+      </w:r>
+      <w:r>
+        <w:t>（二）报名入口：</w:t>
+      </w:r>
+      <w:r>
+        <w:t>https://www.saikr.com/vse/aiadc</w:t>
+      </w:r>
+      <w:r>
+        <w:t>。</w:t>
+      </w:r>
+    </w:p>
+    <w:p>
+      <w:pPr>
+        <w:pStyle w:val="a6"/>
+      </w:pPr>
+      <w:r>
+        <w:rPr>
+          <w:rFonts w:ascii="仿宋" w:eastAsia="仿宋" w:hAnsi="仿宋" w:hint="eastAsia"/>
+        </w:rPr>
+        <w:br/>
+      </w:r>
+      <w:r>
+        <w:t>（三）赛事咨询</w:t>
+      </w:r>
+      <w:r>
+        <w:t>QQ</w:t>
+      </w:r>
+      <w:r>
+        <w:t>群：</w:t>
+      </w:r>
+      <w:r>
+        <w:t>871465293</w:t>
+      </w:r>
+      <w:r>
+        <w:t>（</w:t>
       </w:r>
       <w:r>
         <w:t>1</w:t>
       </w:r>
       <w:r>
-        <w:t>日启动，至</w:t>
-      </w:r>
-      <w:r>
-        <w:t>2026</w:t>
-      </w:r>
-      <w:r>
-        <w:t>年</w:t>
-      </w:r>
-      <w:r>
-        <w:t>10</w:t>
-      </w:r>
-      <w:r>
-        <w:t>月</w:t>
-      </w:r>
-      <w:r>
-        <w:t>31</w:t>
-      </w:r>
-      <w:r>
-        <w:t>日结束，采取启动发布、报名征集、材料提交、资格审核、线上初赛、复核评审、线下决赛、成果展示与资源对接的组织流程。具体安排如下：</w:t>
-      </w:r>
-    </w:p>
-    <w:p>
-      <w:pPr>
-        <w:pStyle w:val="-"/>
-        <w:ind w:firstLine="640"/>
-        <w:rPr>
-          <w:rFonts w:hint="default"/>
-        </w:rPr>
-      </w:pPr>
-      <w:r>
-        <w:t>（</w:t>
-      </w:r>
-      <w:r>
-        <w:t>1</w:t>
-      </w:r>
-      <w:r>
-        <w:t>）启动发布、暑期预报名与组织动员：</w:t>
-      </w:r>
-      <w:r>
-        <w:t>2026</w:t>
-      </w:r>
-      <w:r>
-        <w:t>年</w:t>
-      </w:r>
-      <w:r>
-        <w:t>7</w:t>
-      </w:r>
-      <w:r>
-        <w:t>月</w:t>
-      </w:r>
-      <w:r>
-        <w:t>1</w:t>
-      </w:r>
-      <w:r>
-        <w:t>日至</w:t>
-      </w:r>
-      <w:r>
-        <w:t>8</w:t>
-      </w:r>
-      <w:r>
-        <w:t>月</w:t>
-      </w:r>
-      <w:r>
-        <w:t>31</w:t>
-      </w:r>
-      <w:r>
-        <w:t>日发布赛事通知、执行方案、评分细则及相关模板，开放报名入口，开展线上答疑、院校联系人建联和参赛线索沉淀。暑期不设置报名截止或集中评审节点。</w:t>
-      </w:r>
-    </w:p>
-    <w:p>
-      <w:pPr>
-        <w:pStyle w:val="-"/>
-        <w:ind w:firstLine="640"/>
-        <w:rPr>
-          <w:rFonts w:hint="default"/>
-        </w:rPr>
-      </w:pPr>
-      <w:r>
-        <w:rPr>
-          <w:rFonts w:ascii="宋体" w:eastAsia="宋体" w:hAnsi="宋体" w:cs="宋体"/>
-        </w:rPr>
-        <w:t>（</w:t>
-      </w:r>
-      <w:r>
-        <w:rPr>
-          <w:rFonts w:hint="default"/>
-        </w:rPr>
-        <w:t>2</w:t>
-      </w:r>
-      <w:r>
-        <w:rPr>
-          <w:rFonts w:ascii="宋体" w:eastAsia="宋体" w:hAnsi="宋体" w:cs="宋体"/>
-        </w:rPr>
-        <w:t>）</w:t>
-      </w:r>
-      <w:r>
-        <w:rPr>
-          <w:rFonts w:ascii="___WRD_EMBED_SUB_44" w:eastAsia="___WRD_EMBED_SUB_44" w:hAnsi="___WRD_EMBED_SUB_44" w:cs="___WRD_EMBED_SUB_44"/>
-        </w:rPr>
-        <w:t>报名</w:t>
-      </w:r>
-      <w:r>
-        <w:rPr>
-          <w:rFonts w:ascii="宋体" w:eastAsia="宋体" w:hAnsi="宋体" w:cs="宋体"/>
-        </w:rPr>
-        <w:t>征集</w:t>
-      </w:r>
-      <w:r>
-        <w:rPr>
-          <w:rFonts w:ascii="___WRD_EMBED_SUB_44" w:eastAsia="___WRD_EMBED_SUB_44" w:hAnsi="___WRD_EMBED_SUB_44" w:cs="___WRD_EMBED_SUB_44"/>
-        </w:rPr>
-        <w:t>与报名确</w:t>
-      </w:r>
-      <w:r>
-        <w:rPr>
-          <w:rFonts w:ascii="宋体" w:eastAsia="宋体" w:hAnsi="宋体" w:cs="宋体"/>
-        </w:rPr>
-        <w:t>认</w:t>
-      </w:r>
-      <w:r>
-        <w:rPr>
-          <w:rFonts w:ascii="___WRD_EMBED_SUB_44" w:eastAsia="___WRD_EMBED_SUB_44" w:hAnsi="___WRD_EMBED_SUB_44" w:cs="___WRD_EMBED_SUB_44"/>
-        </w:rPr>
-        <w:t>：</w:t>
-      </w:r>
-      <w:r>
-        <w:rPr>
-          <w:rFonts w:hint="default"/>
-        </w:rPr>
-        <w:t>2026年7月1日</w:t>
-      </w:r>
-      <w:r>
-        <w:rPr>
-          <w:rFonts w:ascii="宋体" w:eastAsia="宋体" w:hAnsi="宋体" w:cs="宋体"/>
-        </w:rPr>
-        <w:t>至</w:t>
-      </w:r>
-      <w:r>
-        <w:rPr>
-          <w:rFonts w:hint="default"/>
-        </w:rPr>
-        <w:t>9月30日</w:t>
-      </w:r>
-      <w:r>
-        <w:rPr>
-          <w:rFonts w:ascii="宋体" w:eastAsia="宋体" w:hAnsi="宋体" w:cs="宋体"/>
-        </w:rPr>
-        <w:t>受理</w:t>
-      </w:r>
-      <w:r>
-        <w:rPr>
-          <w:rFonts w:ascii="___WRD_EMBED_SUB_44" w:eastAsia="___WRD_EMBED_SUB_44" w:hAnsi="___WRD_EMBED_SUB_44" w:cs="___WRD_EMBED_SUB_44"/>
-        </w:rPr>
-        <w:t>项目报名。参赛团队应在</w:t>
-      </w:r>
-      <w:r>
-        <w:rPr>
-          <w:rFonts w:hint="default"/>
-        </w:rPr>
-        <w:t>9月30日前</w:t>
-      </w:r>
-      <w:r>
-        <w:rPr>
-          <w:rFonts w:ascii="宋体" w:eastAsia="宋体" w:hAnsi="宋体" w:cs="宋体"/>
-        </w:rPr>
-        <w:t>完成</w:t>
-      </w:r>
-      <w:r>
-        <w:rPr>
-          <w:rFonts w:ascii="___WRD_EMBED_SUB_44" w:eastAsia="___WRD_EMBED_SUB_44" w:hAnsi="___WRD_EMBED_SUB_44" w:cs="___WRD_EMBED_SUB_44"/>
-        </w:rPr>
-        <w:t>报名系统</w:t>
-      </w:r>
-      <w:r>
-        <w:rPr>
-          <w:rFonts w:ascii="宋体" w:eastAsia="宋体" w:hAnsi="宋体" w:cs="宋体"/>
-        </w:rPr>
-        <w:t>信息填</w:t>
-      </w:r>
-      <w:r>
-        <w:rPr>
-          <w:rFonts w:ascii="___WRD_EMBED_SUB_44" w:eastAsia="___WRD_EMBED_SUB_44" w:hAnsi="___WRD_EMBED_SUB_44" w:cs="___WRD_EMBED_SUB_44"/>
-        </w:rPr>
-        <w:t>报及</w:t>
-      </w:r>
-      <w:r>
-        <w:rPr>
-          <w:rFonts w:ascii="宋体" w:eastAsia="宋体" w:hAnsi="宋体" w:cs="宋体"/>
-        </w:rPr>
-        <w:t>缴</w:t>
-      </w:r>
-      <w:r>
-        <w:rPr>
-          <w:rFonts w:ascii="___WRD_EMBED_SUB_44" w:eastAsia="___WRD_EMBED_SUB_44" w:hAnsi="___WRD_EMBED_SUB_44" w:cs="___WRD_EMBED_SUB_44"/>
-        </w:rPr>
-        <w:t>费</w:t>
-      </w:r>
-      <w:r>
-        <w:rPr>
-          <w:rFonts w:ascii="宋体" w:eastAsia="宋体" w:hAnsi="宋体" w:cs="宋体"/>
-        </w:rPr>
-        <w:t>；</w:t>
-      </w:r>
-      <w:r>
-        <w:rPr>
-          <w:rFonts w:ascii="___WRD_EMBED_SUB_44" w:eastAsia="___WRD_EMBED_SUB_44" w:hAnsi="___WRD_EMBED_SUB_44" w:cs="___WRD_EMBED_SUB_44"/>
-        </w:rPr>
-        <w:t>报名期间</w:t>
-      </w:r>
-      <w:r>
-        <w:rPr>
-          <w:rFonts w:ascii="宋体" w:eastAsia="宋体" w:hAnsi="宋体" w:cs="宋体"/>
-        </w:rPr>
-        <w:t>可</w:t>
-      </w:r>
-      <w:r>
-        <w:rPr>
-          <w:rFonts w:ascii="___WRD_EMBED_SUB_44" w:eastAsia="___WRD_EMBED_SUB_44" w:hAnsi="___WRD_EMBED_SUB_44" w:cs="___WRD_EMBED_SUB_44"/>
-        </w:rPr>
-        <w:t>同步提交项目报</w:t>
-      </w:r>
-      <w:r>
-        <w:rPr>
-          <w:rFonts w:ascii="宋体" w:eastAsia="宋体" w:hAnsi="宋体" w:cs="宋体"/>
-        </w:rPr>
-        <w:t>告书</w:t>
-      </w:r>
-      <w:r>
-        <w:rPr>
-          <w:rFonts w:ascii="___WRD_EMBED_SUB_44" w:eastAsia="___WRD_EMBED_SUB_44" w:hAnsi="___WRD_EMBED_SUB_44" w:cs="___WRD_EMBED_SUB_44"/>
-        </w:rPr>
-        <w:t>、</w:t>
-      </w:r>
-      <w:r>
-        <w:rPr>
-          <w:rFonts w:ascii="宋体" w:eastAsia="宋体" w:hAnsi="宋体" w:cs="宋体"/>
-        </w:rPr>
-        <w:t>路</w:t>
-      </w:r>
-      <w:r>
-        <w:rPr>
-          <w:rFonts w:ascii="___WRD_EMBED_SUB_44" w:eastAsia="___WRD_EMBED_SUB_44" w:hAnsi="___WRD_EMBED_SUB_44" w:cs="___WRD_EMBED_SUB_44"/>
-        </w:rPr>
-        <w:t>演演</w:t>
-      </w:r>
-      <w:r>
-        <w:rPr>
-          <w:rFonts w:ascii="宋体" w:eastAsia="宋体" w:hAnsi="宋体" w:cs="宋体"/>
-        </w:rPr>
-        <w:t>示</w:t>
-      </w:r>
-      <w:r>
-        <w:rPr>
-          <w:rFonts w:ascii="___WRD_EMBED_SUB_44" w:eastAsia="___WRD_EMBED_SUB_44" w:hAnsi="___WRD_EMBED_SUB_44" w:cs="___WRD_EMBED_SUB_44"/>
-        </w:rPr>
-        <w:t>文</w:t>
-      </w:r>
-      <w:r>
-        <w:rPr>
-          <w:rFonts w:ascii="宋体" w:eastAsia="宋体" w:hAnsi="宋体" w:cs="宋体"/>
-        </w:rPr>
-        <w:t>稿</w:t>
-      </w:r>
-      <w:r>
-        <w:rPr>
-          <w:rFonts w:ascii="___WRD_EMBED_SUB_44" w:eastAsia="___WRD_EMBED_SUB_44" w:hAnsi="___WRD_EMBED_SUB_44" w:cs="___WRD_EMBED_SUB_44"/>
-        </w:rPr>
-        <w:t>、团队</w:t>
-      </w:r>
-      <w:r>
-        <w:rPr>
-          <w:rFonts w:ascii="宋体" w:eastAsia="宋体" w:hAnsi="宋体" w:cs="宋体"/>
-        </w:rPr>
-        <w:t>信息表</w:t>
-      </w:r>
-      <w:r>
-        <w:rPr>
-          <w:rFonts w:ascii="___WRD_EMBED_SUB_44" w:eastAsia="___WRD_EMBED_SUB_44" w:hAnsi="___WRD_EMBED_SUB_44" w:cs="___WRD_EMBED_SUB_44"/>
-        </w:rPr>
-        <w:t>、真实性与知识产</w:t>
-      </w:r>
-      <w:r>
-        <w:rPr>
-          <w:rFonts w:ascii="宋体" w:eastAsia="宋体" w:hAnsi="宋体" w:cs="宋体"/>
-        </w:rPr>
-        <w:t>权承诺书</w:t>
-      </w:r>
-      <w:r>
-        <w:rPr>
-          <w:rFonts w:ascii="___WRD_EMBED_SUB_44" w:eastAsia="___WRD_EMBED_SUB_44" w:hAnsi="___WRD_EMBED_SUB_44" w:cs="___WRD_EMBED_SUB_44"/>
-        </w:rPr>
-        <w:t>及项目开发与</w:t>
-      </w:r>
-      <w:r>
-        <w:rPr>
-          <w:rFonts w:ascii="宋体" w:eastAsia="宋体" w:hAnsi="宋体" w:cs="宋体"/>
-        </w:rPr>
-        <w:t>过</w:t>
-      </w:r>
-      <w:r>
-        <w:rPr>
-          <w:rFonts w:ascii="___WRD_EMBED_SUB_44" w:eastAsia="___WRD_EMBED_SUB_44" w:hAnsi="___WRD_EMBED_SUB_44" w:cs="___WRD_EMBED_SUB_44"/>
-        </w:rPr>
-        <w:t>程证</w:t>
-      </w:r>
-      <w:r>
-        <w:rPr>
-          <w:rFonts w:ascii="宋体" w:eastAsia="宋体" w:hAnsi="宋体" w:cs="宋体"/>
-        </w:rPr>
-        <w:t>明</w:t>
-      </w:r>
-      <w:r>
-        <w:rPr>
-          <w:rFonts w:ascii="___WRD_EMBED_SUB_44" w:eastAsia="___WRD_EMBED_SUB_44" w:hAnsi="___WRD_EMBED_SUB_44" w:cs="___WRD_EMBED_SUB_44"/>
-        </w:rPr>
-        <w:t>材料。</w:t>
-      </w:r>
-    </w:p>
-    <w:p>
-      <w:pPr>
-        <w:pStyle w:val="-"/>
-        <w:ind w:firstLine="640"/>
-        <w:rPr>
-          <w:rFonts w:hint="default"/>
-        </w:rPr>
-      </w:pPr>
-      <w:r>
-        <w:rPr>
-          <w:rFonts w:ascii="宋体" w:eastAsia="宋体" w:hAnsi="宋体" w:cs="宋体"/>
-        </w:rPr>
-        <w:t>（</w:t>
-      </w:r>
-      <w:r>
-        <w:rPr>
-          <w:rFonts w:hint="default"/>
-        </w:rPr>
-        <w:t>3</w:t>
-      </w:r>
-      <w:r>
-        <w:rPr>
-          <w:rFonts w:ascii="宋体" w:eastAsia="宋体" w:hAnsi="宋体" w:cs="宋体"/>
-        </w:rPr>
-        <w:t>）初</w:t>
-      </w:r>
-      <w:r>
-        <w:rPr>
-          <w:rFonts w:ascii="___WRD_EMBED_SUB_44" w:eastAsia="___WRD_EMBED_SUB_44" w:hAnsi="___WRD_EMBED_SUB_44" w:cs="___WRD_EMBED_SUB_44"/>
-        </w:rPr>
-        <w:t>赛材料提交与资格审</w:t>
-      </w:r>
-      <w:r>
-        <w:rPr>
-          <w:rFonts w:ascii="宋体" w:eastAsia="宋体" w:hAnsi="宋体" w:cs="宋体"/>
-        </w:rPr>
-        <w:t>核</w:t>
-      </w:r>
-      <w:r>
-        <w:rPr>
-          <w:rFonts w:ascii="___WRD_EMBED_SUB_44" w:eastAsia="___WRD_EMBED_SUB_44" w:hAnsi="___WRD_EMBED_SUB_44" w:cs="___WRD_EMBED_SUB_44"/>
-        </w:rPr>
-        <w:t>：</w:t>
-      </w:r>
-      <w:r>
-        <w:rPr>
-          <w:rFonts w:hint="default"/>
-        </w:rPr>
-        <w:t>2026年10月1日</w:t>
-      </w:r>
-      <w:r>
-        <w:rPr>
-          <w:rFonts w:ascii="宋体" w:eastAsia="宋体" w:hAnsi="宋体" w:cs="宋体"/>
-        </w:rPr>
-        <w:t>至</w:t>
-      </w:r>
-      <w:r>
-        <w:rPr>
-          <w:rFonts w:hint="default"/>
-        </w:rPr>
-        <w:t>10月8日，</w:t>
-      </w:r>
-      <w:r>
-        <w:rPr>
-          <w:rFonts w:ascii="宋体" w:eastAsia="宋体" w:hAnsi="宋体" w:cs="宋体"/>
-        </w:rPr>
-        <w:t>已完成</w:t>
-      </w:r>
-      <w:r>
-        <w:rPr>
-          <w:rFonts w:ascii="___WRD_EMBED_SUB_44" w:eastAsia="___WRD_EMBED_SUB_44" w:hAnsi="___WRD_EMBED_SUB_44" w:cs="___WRD_EMBED_SUB_44"/>
-        </w:rPr>
-        <w:t>报名确</w:t>
-      </w:r>
-      <w:r>
-        <w:rPr>
-          <w:rFonts w:ascii="宋体" w:eastAsia="宋体" w:hAnsi="宋体" w:cs="宋体"/>
-        </w:rPr>
-        <w:t>认</w:t>
-      </w:r>
-      <w:r>
-        <w:rPr>
-          <w:rFonts w:ascii="___WRD_EMBED_SUB_44" w:eastAsia="___WRD_EMBED_SUB_44" w:hAnsi="___WRD_EMBED_SUB_44" w:cs="___WRD_EMBED_SUB_44"/>
-        </w:rPr>
-        <w:t>的项目</w:t>
-      </w:r>
-      <w:r>
-        <w:rPr>
-          <w:rFonts w:ascii="宋体" w:eastAsia="宋体" w:hAnsi="宋体" w:cs="宋体"/>
-        </w:rPr>
-        <w:t>可继</w:t>
-      </w:r>
-      <w:r>
-        <w:rPr>
-          <w:rFonts w:ascii="___WRD_EMBED_SUB_44" w:eastAsia="___WRD_EMBED_SUB_44" w:hAnsi="___WRD_EMBED_SUB_44" w:cs="___WRD_EMBED_SUB_44"/>
-        </w:rPr>
-        <w:t>续</w:t>
-      </w:r>
-      <w:r>
-        <w:rPr>
-          <w:rFonts w:ascii="宋体" w:eastAsia="宋体" w:hAnsi="宋体" w:cs="宋体"/>
-        </w:rPr>
-        <w:t>完善并</w:t>
-      </w:r>
-      <w:r>
-        <w:rPr>
-          <w:rFonts w:ascii="___WRD_EMBED_SUB_44" w:eastAsia="___WRD_EMBED_SUB_44" w:hAnsi="___WRD_EMBED_SUB_44" w:cs="___WRD_EMBED_SUB_44"/>
-        </w:rPr>
-        <w:t>提交</w:t>
-      </w:r>
-      <w:r>
-        <w:rPr>
-          <w:rFonts w:ascii="宋体" w:eastAsia="宋体" w:hAnsi="宋体" w:cs="宋体"/>
-        </w:rPr>
-        <w:t>初</w:t>
-      </w:r>
-      <w:r>
-        <w:rPr>
-          <w:rFonts w:ascii="___WRD_EMBED_SUB_44" w:eastAsia="___WRD_EMBED_SUB_44" w:hAnsi="___WRD_EMBED_SUB_44" w:cs="___WRD_EMBED_SUB_44"/>
-        </w:rPr>
-        <w:t>赛材料，全部</w:t>
-      </w:r>
-      <w:r>
-        <w:rPr>
-          <w:rFonts w:ascii="宋体" w:eastAsia="宋体" w:hAnsi="宋体" w:cs="宋体"/>
-        </w:rPr>
-        <w:t>必</w:t>
-      </w:r>
-      <w:r>
-        <w:rPr>
-          <w:rFonts w:ascii="___WRD_EMBED_SUB_44" w:eastAsia="___WRD_EMBED_SUB_44" w:hAnsi="___WRD_EMBED_SUB_44" w:cs="___WRD_EMBED_SUB_44"/>
-        </w:rPr>
-        <w:t>交材料</w:t>
-      </w:r>
-      <w:r>
-        <w:rPr>
-          <w:rFonts w:ascii="宋体" w:eastAsia="宋体" w:hAnsi="宋体" w:cs="宋体"/>
-        </w:rPr>
-        <w:t>于</w:t>
-      </w:r>
-      <w:r>
-        <w:rPr>
-          <w:rFonts w:hint="default"/>
-        </w:rPr>
-        <w:t>10月8日</w:t>
-      </w:r>
-      <w:r>
-        <w:rPr>
-          <w:rFonts w:ascii="宋体" w:eastAsia="宋体" w:hAnsi="宋体" w:cs="宋体"/>
-        </w:rPr>
-        <w:t>截止</w:t>
-      </w:r>
-      <w:r>
-        <w:rPr>
-          <w:rFonts w:ascii="___WRD_EMBED_SUB_44" w:eastAsia="___WRD_EMBED_SUB_44" w:hAnsi="___WRD_EMBED_SUB_44" w:cs="___WRD_EMBED_SUB_44"/>
-        </w:rPr>
-        <w:t>提交，具体时</w:t>
-      </w:r>
-      <w:r>
-        <w:rPr>
-          <w:rFonts w:ascii="宋体" w:eastAsia="宋体" w:hAnsi="宋体" w:cs="宋体"/>
-        </w:rPr>
-        <w:t>点以</w:t>
-      </w:r>
-      <w:r>
-        <w:rPr>
-          <w:rFonts w:ascii="___WRD_EMBED_SUB_44" w:eastAsia="___WRD_EMBED_SUB_44" w:hAnsi="___WRD_EMBED_SUB_44" w:cs="___WRD_EMBED_SUB_44"/>
-        </w:rPr>
-        <w:t>报名系统</w:t>
-      </w:r>
-      <w:r>
-        <w:rPr>
-          <w:rFonts w:ascii="宋体" w:eastAsia="宋体" w:hAnsi="宋体" w:cs="宋体"/>
-        </w:rPr>
-        <w:t>或</w:t>
-      </w:r>
-      <w:r>
-        <w:rPr>
-          <w:rFonts w:ascii="___WRD_EMBED_SUB_44" w:eastAsia="___WRD_EMBED_SUB_44" w:hAnsi="___WRD_EMBED_SUB_44" w:cs="___WRD_EMBED_SUB_44"/>
-        </w:rPr>
-        <w:t>组委会</w:t>
-      </w:r>
-      <w:r>
-        <w:rPr>
-          <w:rFonts w:ascii="宋体" w:eastAsia="宋体" w:hAnsi="宋体" w:cs="宋体"/>
-        </w:rPr>
-        <w:t>通</w:t>
-      </w:r>
-      <w:r>
-        <w:rPr>
-          <w:rFonts w:ascii="___WRD_EMBED_SUB_44" w:eastAsia="___WRD_EMBED_SUB_44" w:hAnsi="___WRD_EMBED_SUB_44" w:cs="___WRD_EMBED_SUB_44"/>
-        </w:rPr>
-        <w:t>知为准。工</w:t>
-      </w:r>
-      <w:r>
-        <w:rPr>
-          <w:rFonts w:ascii="宋体" w:eastAsia="宋体" w:hAnsi="宋体" w:cs="宋体"/>
-        </w:rPr>
-        <w:t>作</w:t>
-      </w:r>
-      <w:r>
-        <w:rPr>
-          <w:rFonts w:ascii="___WRD_EMBED_SUB_44" w:eastAsia="___WRD_EMBED_SUB_44" w:hAnsi="___WRD_EMBED_SUB_44" w:cs="___WRD_EMBED_SUB_44"/>
-        </w:rPr>
-        <w:t>人</w:t>
-      </w:r>
-      <w:r>
-        <w:rPr>
-          <w:rFonts w:ascii="宋体" w:eastAsia="宋体" w:hAnsi="宋体" w:cs="宋体"/>
-        </w:rPr>
-        <w:t>员</w:t>
-      </w:r>
-      <w:r>
-        <w:rPr>
-          <w:rFonts w:ascii="___WRD_EMBED_SUB_44" w:eastAsia="___WRD_EMBED_SUB_44" w:hAnsi="___WRD_EMBED_SUB_44" w:cs="___WRD_EMBED_SUB_44"/>
-        </w:rPr>
-        <w:t>同步开展材料</w:t>
-      </w:r>
-      <w:r>
-        <w:rPr>
-          <w:rFonts w:ascii="宋体" w:eastAsia="宋体" w:hAnsi="宋体" w:cs="宋体"/>
-        </w:rPr>
-        <w:t>完整</w:t>
-      </w:r>
-      <w:r>
-        <w:rPr>
-          <w:rFonts w:ascii="___WRD_EMBED_SUB_44" w:eastAsia="___WRD_EMBED_SUB_44" w:hAnsi="___WRD_EMBED_SUB_44" w:cs="___WRD_EMBED_SUB_44"/>
-        </w:rPr>
-        <w:t>性、资格</w:t>
-      </w:r>
-      <w:r>
-        <w:rPr>
-          <w:rFonts w:ascii="宋体" w:eastAsia="宋体" w:hAnsi="宋体" w:cs="宋体"/>
-        </w:rPr>
-        <w:t>符</w:t>
-      </w:r>
-      <w:r>
-        <w:rPr>
-          <w:rFonts w:ascii="___WRD_EMBED_SUB_44" w:eastAsia="___WRD_EMBED_SUB_44" w:hAnsi="___WRD_EMBED_SUB_44" w:cs="___WRD_EMBED_SUB_44"/>
-        </w:rPr>
-        <w:t>合性、赛道适</w:t>
-      </w:r>
-      <w:r>
-        <w:rPr>
-          <w:rFonts w:ascii="宋体" w:eastAsia="宋体" w:hAnsi="宋体" w:cs="宋体"/>
-        </w:rPr>
-        <w:t>配</w:t>
-      </w:r>
-      <w:r>
-        <w:rPr>
-          <w:rFonts w:ascii="___WRD_EMBED_SUB_44" w:eastAsia="___WRD_EMBED_SUB_44" w:hAnsi="___WRD_EMBED_SUB_44" w:cs="___WRD_EMBED_SUB_44"/>
-        </w:rPr>
-        <w:t>性和基础合规审</w:t>
-      </w:r>
-      <w:r>
-        <w:rPr>
-          <w:rFonts w:ascii="宋体" w:eastAsia="宋体" w:hAnsi="宋体" w:cs="宋体"/>
-        </w:rPr>
-        <w:t>查</w:t>
-      </w:r>
-      <w:r>
-        <w:rPr>
-          <w:rFonts w:ascii="___WRD_EMBED_SUB_44" w:eastAsia="___WRD_EMBED_SUB_44" w:hAnsi="___WRD_EMBED_SUB_44" w:cs="___WRD_EMBED_SUB_44"/>
-        </w:rPr>
-        <w:t>。</w:t>
-      </w:r>
-    </w:p>
-    <w:p>
-      <w:pPr>
-        <w:pStyle w:val="-"/>
-        <w:ind w:firstLine="640"/>
-        <w:rPr>
-          <w:rFonts w:hint="default"/>
-        </w:rPr>
-      </w:pPr>
-      <w:r>
-        <w:t>（</w:t>
-      </w:r>
-      <w:r>
-        <w:t>4</w:t>
-      </w:r>
-      <w:r>
-        <w:t>）初赛评审与入围确认：</w:t>
-      </w:r>
-      <w:r>
-        <w:t>2026</w:t>
-      </w:r>
-      <w:r>
-        <w:t>年</w:t>
-      </w:r>
-      <w:r>
-        <w:t>10</w:t>
-      </w:r>
-      <w:r>
-        <w:t>月</w:t>
-      </w:r>
-      <w:r>
-        <w:t>9</w:t>
-      </w:r>
-      <w:r>
-        <w:t>日至</w:t>
-      </w:r>
-      <w:r>
-        <w:t>10</w:t>
-      </w:r>
-      <w:r>
-        <w:t>月</w:t>
-      </w:r>
-      <w:r>
-        <w:t>13</w:t>
-      </w:r>
-      <w:r>
-        <w:t>日组织线上材料评审，对初赛晋级项目进行线上陈述或问答，综合确定拟入围决赛项目。</w:t>
-      </w:r>
-    </w:p>
-    <w:p>
-      <w:pPr>
-        <w:pStyle w:val="-"/>
-        <w:ind w:firstLine="640"/>
-        <w:rPr>
-          <w:rFonts w:hint="default"/>
-        </w:rPr>
-      </w:pPr>
-      <w:r>
-        <w:t>（</w:t>
-      </w:r>
-      <w:r>
-        <w:t>5</w:t>
-      </w:r>
-      <w:r>
-        <w:t>）项目打磨与决赛材料复核：</w:t>
-      </w:r>
-      <w:r>
-        <w:t>2026</w:t>
-      </w:r>
-      <w:r>
-        <w:t>年</w:t>
-      </w:r>
-      <w:r>
-        <w:t>10</w:t>
-      </w:r>
-      <w:r>
-        <w:t>月</w:t>
-      </w:r>
-      <w:r>
-        <w:t>13</w:t>
-      </w:r>
-      <w:r>
-        <w:t>日至</w:t>
-      </w:r>
-      <w:r>
-        <w:t>10</w:t>
-      </w:r>
-      <w:r>
-        <w:t>月</w:t>
-      </w:r>
-      <w:r>
-        <w:t>18</w:t>
-      </w:r>
-      <w:r>
-        <w:t>日组织入围项目开展展示内容打磨、路演材料完善和演示准备，并对真实性、知识产权、团队成员身份、项目成果及相关证明材料进行复核。</w:t>
-      </w:r>
-    </w:p>
-    <w:p>
-      <w:pPr>
-        <w:pStyle w:val="-"/>
-        <w:ind w:firstLine="640"/>
-        <w:rPr>
-          <w:rFonts w:hint="default"/>
-        </w:rPr>
-      </w:pPr>
-      <w:r>
-        <w:t>（</w:t>
-      </w:r>
-      <w:r>
-        <w:t>6</w:t>
-      </w:r>
-      <w:r>
-        <w:t>）线下决赛与成果展示：</w:t>
-      </w:r>
-      <w:r>
-        <w:t>2026</w:t>
-      </w:r>
-      <w:r>
-        <w:t>年</w:t>
-      </w:r>
-      <w:r>
-        <w:t>10</w:t>
-      </w:r>
-      <w:r>
-        <w:t>月</w:t>
-      </w:r>
-      <w:r>
-        <w:t>18</w:t>
-      </w:r>
-      <w:r>
-        <w:t>日至</w:t>
-      </w:r>
-      <w:r>
-        <w:t>10</w:t>
-      </w:r>
-      <w:r>
-        <w:t>月</w:t>
-      </w:r>
-      <w:r>
-        <w:t>31</w:t>
-      </w:r>
-      <w:r>
-        <w:t>日组织线下路演答辩、项目展示、结果确认和资源对接活动。</w:t>
-      </w:r>
-    </w:p>
-    <w:p>
-      <w:pPr>
-        <w:pStyle w:val="-"/>
-        <w:ind w:firstLine="640"/>
-        <w:rPr>
-          <w:rFonts w:hint="default"/>
-        </w:rPr>
-      </w:pPr>
-      <w:r>
-        <w:t>线下决赛采取“</w:t>
-      </w:r>
-      <w:r>
-        <w:t>6</w:t>
-      </w:r>
-      <w:r>
-        <w:t>至</w:t>
-      </w:r>
-      <w:r>
-        <w:t>8</w:t>
-      </w:r>
-      <w:r>
-        <w:t>分钟路演展示</w:t>
-      </w:r>
-      <w:r>
-        <w:t>+4</w:t>
-      </w:r>
-      <w:r>
-        <w:t>至</w:t>
-      </w:r>
-      <w:r>
-        <w:t>5</w:t>
-      </w:r>
-      <w:r>
-        <w:t>分钟专家问答”的方式进行。参赛团队应围绕问题来源、技术方案、阶段成果、演示内容、团队贡献和后续计划进行集中展示。具体时间、地点及入围安排以组委会后续通知为准。</w:t>
+        <w:t>群）。</w:t>
       </w:r>
     </w:p>
     <w:p>
       <w:pPr>
         <w:pStyle w:val="a6"/>
-        <w:spacing w:line="360" w:lineRule="auto"/>
-      </w:pPr>
-      <w:bookmarkStart w:id="14" w:name="_Toc6207"/>
-      <w:r>
+      </w:pPr>
+      <w:r>
+        <w:rPr>
+          <w:rFonts w:ascii="仿宋" w:eastAsia="仿宋" w:hAnsi="仿宋" w:hint="eastAsia"/>
+        </w:rPr>
         <w:br/>
       </w:r>
       <w:r>
-        <w:t>十五、赛事服务与项目培育</w:t>
-      </w:r>
-      <w:bookmarkEnd w:id="14"/>
-    </w:p>
-    <w:p>
-      <w:pPr>
-        <w:pStyle w:val="-"/>
-        <w:ind w:firstLine="640"/>
-        <w:rPr>
-          <w:rFonts w:hint="default"/>
-        </w:rPr>
-      </w:pPr>
-      <w:r>
-        <w:t>大赛组委会围绕项目成长全过程提供必要服务支持，着力把赛事建设为兼具项目展示、能力提升和持续培育功能的平台。赛事期间，组委会将根据实际需要组织赛前辅导、材料规范培训、</w:t>
-      </w:r>
-      <w:r>
-        <w:t>AI</w:t>
-      </w:r>
-      <w:r>
-        <w:t>应用工作坊、智能应用开发指导、项目路演训练和专家诊断活动，帮助参赛团队提升项目质量和展示能力。</w:t>
-      </w:r>
-    </w:p>
-    <w:p>
-      <w:pPr>
-        <w:pStyle w:val="-"/>
-        <w:ind w:firstLine="640"/>
-        <w:rPr>
-          <w:rFonts w:hint="default"/>
-        </w:rPr>
-      </w:pPr>
-      <w:r>
-        <w:t>对具有较好成长潜力的项目，大赛组委会将积极联动高校、企业、技术平台、孵化机构、投资机构等资源，视项目情况提供技术测试、场景对接、导师辅导、展示传播、试点应用和后续项目培育等服务。对</w:t>
-      </w:r>
-      <w:r>
-        <w:t>OPC</w:t>
-      </w:r>
-      <w:r>
-        <w:t>轻创赛道中已有明确成果基础的项目，组委会将优先推动其开展用户反馈收集、产品迭代、应用场景验证和社会化展示。</w:t>
-      </w:r>
-    </w:p>
-    <w:p>
-      <w:pPr>
-        <w:pStyle w:val="-"/>
-        <w:ind w:firstLine="640"/>
-        <w:rPr>
-          <w:rFonts w:hint="default"/>
-        </w:rPr>
-      </w:pPr>
-      <w:r>
-        <w:t>大赛组委会将坚持真实、稳健、适度原则开展赛事成果宣传，重点展示优秀项目的创新过程、实践成果、团队成长和应用价值，避免过度包装、夸大宣传或以不实宣传话术替代赛事育人导向。</w:t>
+        <w:t>（四）微信公众号：智能应用开发大赛。</w:t>
       </w:r>
     </w:p>
     <w:p>
       <w:pPr>
         <w:pStyle w:val="a6"/>
-      </w:pPr>
-      <w:bookmarkStart w:id="15" w:name="_Toc31667"/>
-      <w:r>
+        <w:rPr>
+          <w:rFonts w:ascii="仿宋" w:eastAsia="仿宋" w:hAnsi="仿宋"/>
+        </w:rPr>
+      </w:pPr>
+      <w:bookmarkStart w:id="16" w:name="_Toc19116"/>
+      <w:r>
+        <w:rPr>
+          <w:rFonts w:ascii="仿宋" w:eastAsia="仿宋" w:hAnsi="仿宋" w:hint="eastAsia"/>
+        </w:rPr>
+        <w:t>（五）材料补正与资格咨询：由赛事执行秘书处通过大赛官网、报名系统或赛事咨询</w:t>
+      </w:r>
+      <w:r>
+        <w:rPr>
+          <w:rFonts w:ascii="仿宋" w:eastAsia="仿宋" w:hAnsi="仿宋"/>
+        </w:rPr>
+        <w:t>QQ群统一受理；补正内容和期限以组委会通知为准。</w:t>
+      </w:r>
+    </w:p>
+    <w:p>
+      <w:pPr>
+        <w:pStyle w:val="a6"/>
+      </w:pPr>
+      <w:r>
+        <w:rPr>
+          <w:rFonts w:ascii="仿宋" w:eastAsia="仿宋" w:hAnsi="仿宋" w:hint="eastAsia"/>
+        </w:rPr>
         <w:br/>
       </w:r>
       <w:r>
-        <w:t>十六、报名费用</w:t>
-      </w:r>
-      <w:bookmarkEnd w:id="15"/>
-    </w:p>
-    <w:p>
-      <w:pPr>
-        <w:pStyle w:val="-"/>
-        <w:ind w:firstLine="640"/>
-        <w:rPr>
-          <w:rFonts w:hint="default"/>
-        </w:rPr>
-      </w:pPr>
-      <w:r>
-        <w:t>本次大赛各参赛组别、各赛道报名费统一标准为每人</w:t>
-      </w:r>
-      <w:r>
-        <w:t>50</w:t>
-      </w:r>
-      <w:r>
-        <w:t>元。参赛团队须按实际报名人数缴纳相应费用，即每队报名费用计算公式为：</w:t>
-      </w:r>
-      <w:r>
-        <w:t>50</w:t>
-      </w:r>
-      <w:r>
-        <w:t>元</w:t>
-      </w:r>
-      <w:r>
-        <w:t>/</w:t>
-      </w:r>
-      <w:r>
-        <w:t>人</w:t>
-      </w:r>
-      <w:r>
-        <w:t xml:space="preserve"> </w:t>
-      </w:r>
-      <w:r>
-        <w:t>×</w:t>
-      </w:r>
-      <w:r>
-        <w:t xml:space="preserve"> </w:t>
-      </w:r>
-      <w:r>
-        <w:t>实际报名人数。报名缴费成功后，报名费用不予退还。</w:t>
-      </w:r>
-    </w:p>
-    <w:p>
-      <w:pPr>
-        <w:pStyle w:val="-"/>
-        <w:ind w:firstLine="640"/>
-        <w:rPr>
-          <w:rFonts w:hint="default"/>
-        </w:rPr>
-      </w:pPr>
-      <w:r>
-        <w:t>报名费用主要用于赛事报名服务、资格审核、材料整理、初赛评审组织、电子证书制作、入围项目管理、信息发布及赛事执行所需的必要支出。</w:t>
-      </w:r>
-    </w:p>
-    <w:p>
-      <w:pPr>
-        <w:pStyle w:val="-"/>
-        <w:ind w:firstLine="640"/>
-        <w:rPr>
-          <w:rFonts w:hint="default"/>
-        </w:rPr>
-      </w:pPr>
-      <w:r>
-        <w:t>报名缴费成功后，不因参赛团队自身原因、资格审核结果、逾期未提交材料、提交材料不符合要求且未按期补正、放弃参赛或其他非组委会原因办理退费。</w:t>
-      </w:r>
-    </w:p>
-    <w:p>
-      <w:pPr>
-        <w:pStyle w:val="-"/>
-        <w:ind w:firstLine="640"/>
-        <w:rPr>
-          <w:rFonts w:hint="default"/>
-        </w:rPr>
-      </w:pPr>
-      <w:r>
-        <w:t>大赛组委会将收费事项纳入赛事财务管理和监督范围。赛事执行秘书处建立缴费台账和相关管理台账，确保费用收取和使用过程有据可查。</w:t>
+        <w:t xml:space="preserve">十六、风险处置</w:t>
+      </w:r>
+      <w:bookmarkEnd w:id="16"/>
+    </w:p>
+    <w:p>
+      <w:pPr>
+        <w:pStyle w:val="-"/>
+        <w:ind w:firstLine="640"/>
+        <w:rPr>
+          <w:rFonts w:hint="default"/>
+        </w:rPr>
+      </w:pPr>
+      <w:r>
+        <w:t>大赛组委会将围绕“资格审核—线上初赛—复核评审—线下决赛”赛制，建立健全全过程风险防控与处置机制，切实防范赛事组织过程中的管理风险、合规风险及线下决赛现场风险。重点风险类型及相应处置措施如下：</w:t>
+      </w:r>
+    </w:p>
+    <w:p>
+      <w:pPr>
+        <w:pStyle w:val="-0"/>
+        <w:ind w:firstLine="640"/>
+        <w:rPr>
+          <w:rFonts w:hint="default"/>
+        </w:rPr>
+      </w:pPr>
+      <w:r>
+        <w:t>（一）资格审核与合规风险</w:t>
+      </w:r>
+    </w:p>
+    <w:p>
+      <w:pPr>
+        <w:pStyle w:val="-"/>
+        <w:ind w:firstLine="640"/>
+        <w:rPr>
+          <w:rFonts w:hint="default"/>
+        </w:rPr>
+      </w:pPr>
+      <w:r>
+        <w:t>主要情形：报名项目存在参赛身份不符、申报材料不全、赛道选择错误、知识产权权属不清、项目内容不实或重复申报等问题。</w:t>
+      </w:r>
+    </w:p>
+    <w:p>
+      <w:pPr>
+        <w:pStyle w:val="-"/>
+        <w:ind w:firstLine="640"/>
+        <w:rPr>
+          <w:rFonts w:hint="default"/>
+        </w:rPr>
+      </w:pPr>
+      <w:r>
+        <w:t>处置措施：一是制定统一的报名材料清单与形式审查标准，实行系统自动校验与人工复核相结合的双重审查机制；二是对关键申报信息实行一次性告知与限时补正制度，杜绝因标准不明导致的争议；三是对查实存在弄虚作假、冒名顶替、伪造材料等违规行为的项目，一律取消其参赛资格。</w:t>
+      </w:r>
+    </w:p>
+    <w:p>
+      <w:pPr>
+        <w:pStyle w:val="-0"/>
+        <w:ind w:firstLine="640"/>
+        <w:rPr>
+          <w:rFonts w:hint="default"/>
+        </w:rPr>
+      </w:pPr>
+      <w:r>
+        <w:t>（二）线上初赛与复核评审公平性风险</w:t>
+      </w:r>
+    </w:p>
+    <w:p>
+      <w:pPr>
+        <w:pStyle w:val="-"/>
+        <w:ind w:firstLine="640"/>
+        <w:rPr>
+          <w:rFonts w:hint="default"/>
+        </w:rPr>
+      </w:pPr>
+      <w:r>
+        <w:t>主要情形：参赛团队对线上评审结果提出异议，反映评分标准不清晰、评审过程不公正或复核评审规则不透明。</w:t>
+      </w:r>
+    </w:p>
+    <w:p>
+      <w:pPr>
+        <w:pStyle w:val="-"/>
+        <w:ind w:firstLine="640"/>
+        <w:rPr>
+          <w:rFonts w:hint="default"/>
+        </w:rPr>
+      </w:pPr>
+      <w:r>
+        <w:t>处置措施：一是赛前公开发布线上初赛评分细则、晋级规则、申诉渠道以及复核评审受理范围；二是严格执行评审专家回避制度，落实评分过程留痕与监督复核机制，确保评审全程可追溯、可核查；三是对进入复核评审的项目统一适用复核标准，杜绝选择性受理或执行标准不一致的情况。</w:t>
+      </w:r>
+    </w:p>
+    <w:p>
+      <w:pPr>
+        <w:pStyle w:val="-0"/>
+        <w:ind w:firstLine="640"/>
+        <w:rPr>
+          <w:rFonts w:hint="default"/>
+        </w:rPr>
+      </w:pPr>
+      <w:r>
+        <w:t>（三）线下决赛材料复核风险</w:t>
+      </w:r>
+    </w:p>
+    <w:p>
+      <w:pPr>
+        <w:pStyle w:val="-"/>
+        <w:ind w:firstLine="640"/>
+        <w:rPr>
+          <w:rFonts w:hint="default"/>
+        </w:rPr>
+      </w:pPr>
+      <w:r>
+        <w:t>主要情形：部分项目在线上评审阶段通过后，于决赛前暴露出材料真实性不足、证明文件不全、核心成员身份异常等问题。</w:t>
+      </w:r>
+    </w:p>
+    <w:p>
+      <w:pPr>
+        <w:pStyle w:val="-"/>
+        <w:ind w:firstLine="640"/>
+        <w:rPr>
+          <w:rFonts w:hint="default"/>
+        </w:rPr>
+      </w:pPr>
+      <w:r>
+        <w:t>处置措施：一是对拟入围决赛项目组织开展二次材料审查，要求补充提供营业执照、专利证书、软件著作权、导师确认函、合作协议等佐证材料；二是对存在争议的项目进行专项复核并形成书面结论；三是对复核未通过的项目取消其决赛资格，并按规定顺序予以递补。</w:t>
+      </w:r>
+    </w:p>
+    <w:p>
+      <w:pPr>
+        <w:pStyle w:val="-0"/>
+        <w:ind w:firstLine="640"/>
+        <w:rPr>
+          <w:rFonts w:hint="default"/>
+        </w:rPr>
+      </w:pPr>
+      <w:r>
+        <w:t>（四）线下活动组织与安全风险</w:t>
+      </w:r>
+    </w:p>
+    <w:p>
+      <w:pPr>
+        <w:pStyle w:val="-"/>
+        <w:ind w:firstLine="640"/>
+        <w:rPr>
+          <w:rFonts w:hint="default"/>
+        </w:rPr>
+      </w:pPr>
+      <w:r>
+        <w:t>主要情形：线下决赛期间可能出现设备故障、现场秩序混乱、人员过度聚集、电力网络中断、参赛人员身体不适或消防安全隐患等突发情况。</w:t>
+      </w:r>
+    </w:p>
+    <w:p>
+      <w:pPr>
+        <w:pStyle w:val="-"/>
+        <w:ind w:firstLine="640"/>
+        <w:rPr>
+          <w:rFonts w:hint="default"/>
+        </w:rPr>
+      </w:pPr>
+      <w:r>
+        <w:t>处置措施：一是提前组织场地踏勘、设备联调、流程彩排与安全隐患排查；二是配置备用电脑、音响、投影及网络设备，确保关键环节不断档、不掉线；三是建立健全现场安保、医疗救护、消防应急及信息上报联动机制，确保突发情况发生时能够第一时间有效处置、控制影响。</w:t>
       </w:r>
     </w:p>
     <w:p>
       <w:pPr>
         <w:pStyle w:val="a6"/>
       </w:pPr>
-      <w:r>
-        <w:rPr>
-          <w:rFonts w:ascii="仿宋" w:eastAsia="仿宋" w:hAnsi="仿宋" w:hint="eastAsia"/>
-        </w:rPr>
+      <w:bookmarkStart w:id="17" w:name="_Toc27570"/>
+      <w:r>
         <w:br/>
       </w:r>
       <w:r>
-        <w:t>十七、联系方式</w:t>
-      </w:r>
-    </w:p>
-    <w:p>
-      <w:pPr>
-        <w:pStyle w:val="a6"/>
-      </w:pPr>
-      <w:r>
-        <w:rPr>
-          <w:rFonts w:ascii="仿宋" w:eastAsia="仿宋" w:hAnsi="仿宋" w:hint="eastAsia"/>
-        </w:rPr>
-        <w:br/>
-      </w:r>
-      <w:r>
-        <w:t>（一）大赛官网：</w:t>
-      </w:r>
-      <w:r>
-        <w:t>aiadc.org.cn</w:t>
-      </w:r>
-      <w:r>
-        <w:t>。</w:t>
-      </w:r>
-    </w:p>
-    <w:p>
-      <w:pPr>
-        <w:pStyle w:val="a6"/>
-      </w:pPr>
-      <w:r>
-        <w:rPr>
-          <w:rFonts w:ascii="仿宋" w:eastAsia="仿宋" w:hAnsi="仿宋" w:hint="eastAsia"/>
-        </w:rPr>
-        <w:br/>
-      </w:r>
-      <w:r>
-        <w:t>（二）报名入口：</w:t>
-      </w:r>
-      <w:r>
-        <w:t>https://www.saikr.com/vse/aiadc</w:t>
-      </w:r>
-      <w:r>
-        <w:t>。</w:t>
-      </w:r>
-    </w:p>
-    <w:p>
-      <w:pPr>
-        <w:pStyle w:val="a6"/>
-      </w:pPr>
-      <w:r>
-        <w:rPr>
-          <w:rFonts w:ascii="仿宋" w:eastAsia="仿宋" w:hAnsi="仿宋" w:hint="eastAsia"/>
-        </w:rPr>
-        <w:br/>
-      </w:r>
-      <w:r>
-        <w:t>（三）赛事咨询</w:t>
-      </w:r>
-      <w:r>
-        <w:t>QQ</w:t>
-      </w:r>
-      <w:r>
-        <w:t>群：</w:t>
-      </w:r>
-      <w:r>
-        <w:t>871465293</w:t>
-      </w:r>
-      <w:r>
-        <w:t>（</w:t>
-      </w:r>
-      <w:r>
-        <w:t>1</w:t>
-      </w:r>
-      <w:r>
-        <w:t>群）。</w:t>
-      </w:r>
-    </w:p>
-    <w:p>
-      <w:pPr>
-        <w:pStyle w:val="a6"/>
-      </w:pPr>
-      <w:r>
-        <w:rPr>
-          <w:rFonts w:ascii="仿宋" w:eastAsia="仿宋" w:hAnsi="仿宋" w:hint="eastAsia"/>
-        </w:rPr>
-        <w:br/>
-      </w:r>
-      <w:r>
-        <w:t>（四）微信公众号：智能应用开发大赛。</w:t>
-      </w:r>
-    </w:p>
-    <w:p>
-      <w:pPr>
-        <w:pStyle w:val="a6"/>
-        <w:rPr>
-          <w:rFonts w:ascii="仿宋" w:eastAsia="仿宋" w:hAnsi="仿宋"/>
-        </w:rPr>
-      </w:pPr>
-      <w:bookmarkStart w:id="16" w:name="_Toc19116"/>
-      <w:r>
-        <w:rPr>
-          <w:rFonts w:ascii="仿宋" w:eastAsia="仿宋" w:hAnsi="仿宋" w:hint="eastAsia"/>
-        </w:rPr>
-        <w:t>（五）材料补正与资格咨询：由赛事执行秘书处通过大赛官网、报名系统或赛事咨询</w:t>
-      </w:r>
-      <w:r>
-        <w:rPr>
-          <w:rFonts w:ascii="仿宋" w:eastAsia="仿宋" w:hAnsi="仿宋"/>
-        </w:rPr>
-        <w:t>QQ群统一受理；补正内容和期限以组委会通知为准。</w:t>
-      </w:r>
-    </w:p>
-    <w:p>
-      <w:pPr>
-        <w:pStyle w:val="a6"/>
-      </w:pPr>
-      <w:r>
-        <w:rPr>
-          <w:rFonts w:ascii="仿宋" w:eastAsia="仿宋" w:hAnsi="仿宋" w:hint="eastAsia"/>
-        </w:rPr>
-        <w:br/>
-      </w:r>
-      <w:r>
-        <w:t>十八、风险处置</w:t>
-      </w:r>
-      <w:bookmarkEnd w:id="16"/>
-    </w:p>
-    <w:p>
-      <w:pPr>
-        <w:pStyle w:val="-"/>
-        <w:ind w:firstLine="640"/>
-        <w:rPr>
-          <w:rFonts w:hint="default"/>
-        </w:rPr>
-      </w:pPr>
-      <w:r>
-        <w:t>大赛组委会将围绕“资格审核—线上初赛—复核评审—线下决赛”赛制，建立健全全过程风险防控与处置机制，切实防范赛事组织过程中的管理风险、合规风险及线下决赛现场风险。重点风险类型及相应处置措施如下：</w:t>
-      </w:r>
-    </w:p>
-    <w:p>
-      <w:pPr>
-        <w:pStyle w:val="-0"/>
-        <w:ind w:firstLine="640"/>
-        <w:rPr>
-          <w:rFonts w:hint="default"/>
-        </w:rPr>
-      </w:pPr>
-      <w:r>
-        <w:t>（一）资格审核与合规风险</w:t>
-      </w:r>
-    </w:p>
-    <w:p>
-      <w:pPr>
-        <w:pStyle w:val="-"/>
-        <w:ind w:firstLine="640"/>
-        <w:rPr>
-          <w:rFonts w:hint="default"/>
-        </w:rPr>
-      </w:pPr>
-      <w:r>
-        <w:t>主要情形：报名项目存在参赛身份不符、申报材料不全、赛道选择错误、知识产权权属不清、项目内容不实或重复申报等问题。</w:t>
-      </w:r>
-    </w:p>
-    <w:p>
-      <w:pPr>
-        <w:pStyle w:val="-"/>
-        <w:ind w:firstLine="640"/>
-        <w:rPr>
-          <w:rFonts w:hint="default"/>
-        </w:rPr>
-      </w:pPr>
-      <w:r>
-        <w:t>处置措施：一是制定统一的报名材料清单与形式审查标准，实行系统自动校验与人工复核相结合的双重审查机制；二是对关键申报信息实行一次性告知与限时补正制度，杜绝因标准不明导致的争议；三是对查实存在弄虚作假、冒名顶替、伪造材料等违规行为的项目，一律取消其参赛资格。</w:t>
-      </w:r>
-    </w:p>
-    <w:p>
-      <w:pPr>
-        <w:pStyle w:val="-0"/>
-        <w:ind w:firstLine="640"/>
-        <w:rPr>
-          <w:rFonts w:hint="default"/>
-        </w:rPr>
-      </w:pPr>
-      <w:r>
-        <w:t>（二）线上初赛与复核评审公平性风险</w:t>
-      </w:r>
-    </w:p>
-    <w:p>
-      <w:pPr>
-        <w:pStyle w:val="-"/>
-        <w:ind w:firstLine="640"/>
-        <w:rPr>
-          <w:rFonts w:hint="default"/>
-        </w:rPr>
-      </w:pPr>
-      <w:r>
-        <w:t>主要情形：参赛团队对线上评审结果提出异议，反映评分标准不清晰、评审过程不公正或复核评审规则不透明。</w:t>
-      </w:r>
-    </w:p>
-    <w:p>
-      <w:pPr>
-        <w:pStyle w:val="-"/>
-        <w:ind w:firstLine="640"/>
-        <w:rPr>
-          <w:rFonts w:hint="default"/>
-        </w:rPr>
-      </w:pPr>
-      <w:r>
-        <w:t>处置措施：一是赛前公开发布线上初赛评分细则、晋级规则、申诉渠道以及复核评审受理范围；二是严格执行评审专家回避制度，落实评分过程留痕与监督复核机制，确保评审全程可追溯、可核查；三是对进入复核评审的项目统一适用复核标准，杜绝选择性受理或执行标准不一致的情况。</w:t>
-      </w:r>
-    </w:p>
-    <w:p>
-      <w:pPr>
-        <w:pStyle w:val="-0"/>
-        <w:ind w:firstLine="640"/>
-        <w:rPr>
-          <w:rFonts w:hint="default"/>
-        </w:rPr>
-      </w:pPr>
-      <w:r>
-        <w:t>（三）线下决赛材料复核风险</w:t>
-      </w:r>
-    </w:p>
-    <w:p>
-      <w:pPr>
-        <w:pStyle w:val="-"/>
-        <w:ind w:firstLine="640"/>
-        <w:rPr>
-          <w:rFonts w:hint="default"/>
-        </w:rPr>
-      </w:pPr>
-      <w:r>
-        <w:t>主要情形：部分项目在线上评审阶段通过后，于决赛前暴露出材料真实性不足、证明文件不全、核心成员身份异常等问题。</w:t>
-      </w:r>
-    </w:p>
-    <w:p>
-      <w:pPr>
-        <w:pStyle w:val="-"/>
-        <w:ind w:firstLine="640"/>
-        <w:rPr>
-          <w:rFonts w:hint="default"/>
-        </w:rPr>
-      </w:pPr>
-      <w:r>
-        <w:t>处置措施：一是对拟入围决赛项目组织开展二次材料审查，要求补充提供营业执照、专利证书、软件著作权、导师确认函、合作协议等佐证材料；二是对存在争议的项目进行专项复核并形成书面结论；三是对复核未通过的项目取消其决赛资格，并按规定顺序予以递补。</w:t>
-      </w:r>
-    </w:p>
-    <w:p>
-      <w:pPr>
-        <w:pStyle w:val="-0"/>
-        <w:ind w:firstLine="640"/>
-        <w:rPr>
-          <w:rFonts w:hint="default"/>
-        </w:rPr>
-      </w:pPr>
-      <w:r>
-        <w:t>（四）线下活动组织与安全风险</w:t>
-      </w:r>
-    </w:p>
-    <w:p>
-      <w:pPr>
-        <w:pStyle w:val="-"/>
-        <w:ind w:firstLine="640"/>
-        <w:rPr>
-          <w:rFonts w:hint="default"/>
-        </w:rPr>
-      </w:pPr>
-      <w:r>
-        <w:t>主要情形：线下决赛期间可能出现设备故障、现场秩序混乱、人员过度聚集、电力网络中断、参赛人员身体不适或消防安全隐患等突发情况。</w:t>
-      </w:r>
-    </w:p>
-    <w:p>
-      <w:pPr>
-        <w:pStyle w:val="-"/>
-        <w:ind w:firstLine="640"/>
-        <w:rPr>
-          <w:rFonts w:hint="default"/>
-        </w:rPr>
-      </w:pPr>
-      <w:r>
-        <w:t>处置措施：一是提前组织场地踏勘、设备联调、流程彩排与安全隐患排查；二是配置备用电脑、音响、投影及网络设备，确保关键环节不断档、不掉线；三是建立健全现场安保、医疗救护、消防应急及信息上报联动机制，确保突发情况发生时能够第一时间有效处置、控制影响。</w:t>
-      </w:r>
-    </w:p>
-    <w:p>
-      <w:pPr>
-        <w:pStyle w:val="-0"/>
-        <w:ind w:firstLine="640"/>
-        <w:rPr>
-          <w:rFonts w:hint="default"/>
-        </w:rPr>
-      </w:pPr>
-      <w:r>
-        <w:t>（五）奖项兑现与结果发布风险</w:t>
-      </w:r>
-    </w:p>
-    <w:p>
-      <w:pPr>
-        <w:pStyle w:val="-"/>
-        <w:ind w:firstLine="640"/>
-        <w:rPr>
-          <w:rFonts w:hint="default"/>
-        </w:rPr>
-      </w:pPr>
-      <w:r>
-        <w:t>主要情形：因预算执行、流程衔接或信息传达不到位，导致奖金、证书、奖杯发放延迟，或结果公示说明不充分，引发参赛方质疑与负面舆情。</w:t>
-      </w:r>
-    </w:p>
-    <w:p>
-      <w:pPr>
-        <w:pStyle w:val="-"/>
-        <w:ind w:firstLine="640"/>
-        <w:rPr>
-          <w:rFonts w:hint="default"/>
-        </w:rPr>
-      </w:pPr>
-      <w:r>
-        <w:t>处置措施：一是提前明确奖项发放标准、责任部门、时间节点与签收程序；二是决赛结束后及时公示获奖名单并附结果说明，同步发布评审答疑口径；三是对确需延期兑现的事项，由组委会统一说明原因并公布后续推进时间表。</w:t>
-      </w:r>
-    </w:p>
-    <w:p>
-      <w:pPr>
-        <w:pStyle w:val="a6"/>
-      </w:pPr>
-      <w:bookmarkStart w:id="17" w:name="_Toc27570"/>
-      <w:r>
-        <w:br/>
-      </w:r>
-      <w:r>
-        <w:t>十九、附则</w:t>
+        <w:t xml:space="preserve">十七、附则</w:t>
       </w:r>
       <w:bookmarkEnd w:id="17"/>
     </w:p>
@@ -5083,19 +4613,19 @@
         </w:rPr>
       </w:pPr>
       <w:r>
-        <w:t>本方案作为全国大学生智能应用开发大赛组织实施的基础文件。赛事实施细则、报名通知、评审规则、证书样式、费用说明、申报书模板及其他配套文件，均以组委会正式发布内容为准。本方案所涉及内容的最终解释权，归全国大学生智能应用开发大赛组织委员会所有。</w:t>
-      </w:r>
-    </w:p>
-    <w:p>
-      <w:pPr>
-        <w:pStyle w:val="-"/>
-        <w:ind w:firstLine="640"/>
-        <w:rPr>
-          <w:rFonts w:hint="default"/>
-        </w:rPr>
-      </w:pPr>
-      <w:r>
-        <w:t>各参赛团队须严格遵守赛事规则，如实填报报名信息、身份信息、项目材料及相关说明，并按要求全程参与评审、展示和答辩等环节。凡经查实存在弄虚作假、侵权违规、冒名参赛、虚假包装等行为的，组委会将取消其参赛资格、获奖资格及相关荣誉；情节严重的，纳入赛事诚信管理范围，并保留依法依规进一步处理的权利。</w:t>
+        <w:t xml:space="preserve">本方案作为全国大学生智能应用开发大赛组织实施的基础文件。赛事实施细则、报名通知、评审规则、申报书模板及其他配套文件，均以组委会正式发布内容为准。本方案所涉及内容的最终解释权，归全国大学生智能应用开发大赛组织委员会所有。</w:t>
+      </w:r>
+    </w:p>
+    <w:p>
+      <w:pPr>
+        <w:pStyle w:val="-"/>
+        <w:ind w:firstLine="640"/>
+        <w:rPr>
+          <w:rFonts w:hint="default"/>
+        </w:rPr>
+      </w:pPr>
+      <w:r>
+        <w:t xml:space="preserve">各参赛团队须严格遵守赛事规则，如实填报报名信息、身份信息、项目材料及相关说明，并按要求全程参与评审、展示和答辩等环节。凡经查实存在弄虚作假、侵权违规、冒名参赛、虚假包装等行为的，组委会将取消其参赛资格；情节严重的，纳入赛事诚信管理范围，并保留依法依规进一步处理的权利。</w:t>
       </w:r>
     </w:p>
     <w:sectPr>
